--- a/docs/技術対策.docx
+++ b/docs/技術対策.docx
@@ -32,7 +32,7 @@
         <w:rPr>
           <w:sz w:val="18"/>
         </w:rPr>
-        <w:t>最終更新: Phase23 時点</w:t>
+        <w:t>最終更新: Phase24 時点</w:t>
       </w:r>
     </w:p>
     <w:p>
@@ -1119,6 +1119,59 @@
     </w:p>
     <w:p>
       <w:pPr>
+        <w:pStyle w:val="Heading2"/>
+      </w:pPr>
+      <w:r>
+        <w:t>Phase24 ― 自分の過去の測定を測り直したら、4割の見落としが出た</w:t>
+      </w:r>
+    </w:p>
+    <w:p>
+      <w:r>
+        <w:rPr>
+          <w:b w:val="0"/>
+          <w:sz w:val="21"/>
+        </w:rPr>
+        <w:t>最後に残っていたのが「荷物を入れる通り道が塞がれて使えない空間」です。Phase22ではこれを「空きの26.7%」と測っていましたが、その測定は自分で**簡略化している**と断り書きを残していました(荷物は搬入時に8cm持ち上がるのに、その分を無視していた)。そこでまず、本番の判定プログラムとまったく同じ式まで作り直しました。</w:t>
+      </w:r>
+    </w:p>
+    <w:p>
+      <w:r>
+        <w:rPr>
+          <w:b/>
+          <w:sz w:val="21"/>
+        </w:rPr>
+        <w:t>結果: 通り道の封鎖は空きの26.7%ではなく**38.8%**。**過去の自分の測定は4割過小評価していました。**これで「空きの最大の原因は通り道の封鎖」だと確定しました。</w:t>
+      </w:r>
+    </w:p>
+    <w:p>
+      <w:r>
+        <w:rPr>
+          <w:b w:val="0"/>
+          <w:sz w:val="21"/>
+        </w:rPr>
+        <w:t>さらに封鎖されている空間を分解すると、「高いところ・奥」に偏っていること(高さ上位3割に半分が集中)、**その4割は「荷物が持ち上がらない高さ帯」**にあることが分かりました。現在の設定はその帯にも8cmの猶予を与えていて、物理的に間違っています。</w:t>
+      </w:r>
+    </w:p>
+    <w:p>
+      <w:r>
+        <w:rPr>
+          <w:b w:val="0"/>
+          <w:sz w:val="21"/>
+        </w:rPr>
+        <w:t>そこでその猶予を高さ帯ごとに正しく計算し直したのですが、26シーンでの改善は+0.27点でノイズの範囲内、しかも改善したのは26シーン中1シーンだけでした。事前に決めた基準どおり**不採用**にしています。</w:t>
+      </w:r>
+    </w:p>
+    <w:p>
+      <w:r>
+        <w:rPr>
+          <w:b/>
+          <w:sz w:val="21"/>
+        </w:rPr>
+        <w:t>ただし今回は「なぜ効かないか」まで実行中に数えました。この仕組みは**すでに置いてある荷物の上の通り道しか守れない**のに対し、実際に塞がれている通り道の多くは**その後の積み上げで初めて生まれる**。つまり仕組み自体の限界であって、設定の精度の問題ではなかった。この特定により、次に手を入れるべき場所(積み終わった後の状態を見られる「順番を決める探索」の側)が確定しました。</w:t>
+      </w:r>
+    </w:p>
+    <w:p>
+      <w:pPr>
         <w:pStyle w:val="Heading1"/>
       </w:pPr>
       <w:r>
@@ -1423,7 +1476,7 @@
           <w:b w:val="0"/>
           <w:sz w:val="21"/>
         </w:rPr>
-        <w:t>実績: この規律は実際に誤った採用を複数回防いでいます。Phase18(少数シーンでは成功に見えた変更を26シーンで却下)、Phase22(採用直前に自分の解釈を否定)、Phase23(平均では最良に見えた設定が制約違反だったため却下)。</w:t>
+        <w:t>実績: この規律は実際に誤った採用を複数回防いでいます。Phase18(少数シーンでは成功に見えた変更を26シーンで却下)、Phase22(採用直前に自分の解釈を否定)、Phase23(平均では最良に見えた設定が制約違反だったため却下)、Phase24(改善が26シーン中1シーンだけだったため却下)。</w:t>
       </w:r>
     </w:p>
     <w:p>
@@ -1984,6 +2037,50 @@
           </w:p>
         </w:tc>
       </w:tr>
+      <w:tr>
+        <w:tc>
+          <w:tcPr>
+            <w:tcW w:type="dxa" w:w="2880"/>
+          </w:tcPr>
+          <w:p>
+            <w:r/>
+            <w:r>
+              <w:rPr>
+                <w:sz w:val="19"/>
+              </w:rPr>
+              <w:t>通り道の封鎖</w:t>
+            </w:r>
+          </w:p>
+        </w:tc>
+        <w:tc>
+          <w:tcPr>
+            <w:tcW w:type="dxa" w:w="2880"/>
+          </w:tcPr>
+          <w:p>
+            <w:r/>
+            <w:r>
+              <w:rPr>
+                <w:sz w:val="19"/>
+              </w:rPr>
+              <w:t>空きの38.8%</w:t>
+            </w:r>
+          </w:p>
+        </w:tc>
+        <w:tc>
+          <w:tcPr>
+            <w:tcW w:type="dxa" w:w="2880"/>
+          </w:tcPr>
+          <w:p>
+            <w:r/>
+            <w:r>
+              <w:rPr>
+                <w:sz w:val="19"/>
+              </w:rPr>
+              <w:t>Phase24で厳密に測り直した。過去の自分の測定は4割過小評価だった</w:t>
+            </w:r>
+          </w:p>
+        </w:tc>
+      </w:tr>
     </w:tbl>
     <w:p/>
     <w:sectPr>

--- a/docs/技術対策.docx
+++ b/docs/技術対策.docx
@@ -32,7 +32,7 @@
         <w:rPr>
           <w:sz w:val="18"/>
         </w:rPr>
-        <w:t>最終更新: Phase24 時点</w:t>
+        <w:t>最終更新: Phase25a 時点</w:t>
       </w:r>
     </w:p>
     <w:p>
@@ -1172,6 +1172,59 @@
     </w:p>
     <w:p>
       <w:pPr>
+        <w:pStyle w:val="Heading2"/>
+      </w:pPr>
+      <w:r>
+        <w:t>Phase25a ― 「採用」の判断そのものが間違っていたと気づいた話</w:t>
+      </w:r>
+    </w:p>
+    <w:p>
+      <w:r>
+        <w:rPr>
+          <w:b w:val="0"/>
+          <w:sz w:val="21"/>
+        </w:rPr>
+        <w:t>Phase23のビームサーチは、26シーン平均で充填率+1.95点というはっきりした改善だったので採用しました。ところが実際にコンペに提出した結果は**−0.45点の悪化**でした。「26シーンの平均を見て採否を決める」というやり方自体を疑いました。</w:t>
+      </w:r>
+    </w:p>
+    <w:p>
+      <w:r>
+        <w:rPr>
+          <w:b w:val="0"/>
+          <w:sz w:val="21"/>
+        </w:rPr>
+        <w:t>仮説: 平均だけでなく、シーンごとのばらつきを見れば「本番の別のシーンでも通用するか」を事前に見分けられるはずだ。ばらつきが大きい変更は、一部のシーンで大きく良くなり一部のシーンで大きく悪くなっているのを平均で相殺しているだけかもしれない。</w:t>
+      </w:r>
+    </w:p>
+    <w:p>
+      <w:r>
+        <w:rPr>
+          <w:b/>
+          <w:sz w:val="21"/>
+        </w:rPr>
+        <w:t>検証: シーンごとの差を統計処理し、「ばらつき(標準偏差)」「平均のブレ幅(標準誤差)」「t値」を出すようにしました。これはビジネスのA/Bテストで使う考え方と同じです。Phase23のデータをこの基準で計算し直すと、t値は1.62(目安の2を下回る)でした。つまり統計的には「まだ自信を持って採用してよい水準」ではなかったのです。</w:t>
+      </w:r>
+    </w:p>
+    <w:p>
+      <w:r>
+        <w:rPr>
+          <w:b w:val="0"/>
+          <w:sz w:val="21"/>
+        </w:rPr>
+        <w:t>念のため、探索の予算を増やす別の変更(UNITS_PER_SEC)も同じ基準で試しましたが、こちらもt値0.68で不採用でした。タイムアウトなどの危険は一切起きておらず(安全確認は別途実施済み)、不採用の理由は「危ないから」ではなく「ばらつきが大きく、本番でも同じ結果になる保証がないから」です。</w:t>
+      </w:r>
+    </w:p>
+    <w:p>
+      <w:r>
+        <w:rPr>
+          <w:b/>
+          <w:sz w:val="21"/>
+        </w:rPr>
+        <w:t>結果: 「26シーン平均が良くなったら採用」という基準を、「平均に加えて、ばらつき(標準偏差・標準誤差・t値)も必ず確認する」基準に変えました。ビームサーチ導入前の設定に一度戻し、この新しい基準の出発点としています。**採用の判断基準そのものを、実際の失敗から学んで作り直した**フェーズです。</w:t>
+      </w:r>
+    </w:p>
+    <w:p>
+      <w:pPr>
         <w:pStyle w:val="Heading1"/>
       </w:pPr>
       <w:r>
@@ -1476,7 +1529,7 @@
           <w:b w:val="0"/>
           <w:sz w:val="21"/>
         </w:rPr>
-        <w:t>実績: この規律は実際に誤った採用を複数回防いでいます。Phase18(少数シーンでは成功に見えた変更を26シーンで却下)、Phase22(採用直前に自分の解釈を否定)、Phase23(平均では最良に見えた設定が制約違反だったため却下)、Phase24(改善が26シーン中1シーンだけだったため却下)。</w:t>
+        <w:t>実績: この規律は実際に誤った採用を複数回防いでいます。Phase18(少数シーンでは成功に見えた変更を26シーンで却下)、Phase22(採用直前に自分の解釈を否定)、Phase24(改善が26シーン中1シーンだけだったため却下)。一方Phase23は、この規律をすり抜けて誤って採用してしまった例です(26シーン平均は改善に見えたが実際の提出は悪化)。Phase25aでその失敗を統計的に検証し、「平均だけでなくばらつきも見る」という基準を追加しました。**基準そのものにも間違いはあり得る、というのが正直なところです。**</w:t>
       </w:r>
     </w:p>
     <w:p>
@@ -1593,6 +1646,27 @@
           <w:sz w:val="21"/>
         </w:rPr>
         <w:t>A. 探索が実際に使っている情報がそれだけだからです。探索は候補を点数で並べて一番良いものを選ぶので、点数の絶対値がどれだけ正確でも、並び順が同じなら選ぶ結果は変わりません。最適化器が何を使っているかから逆算して測定対象を決めました。</w:t>
+      </w:r>
+    </w:p>
+    <w:p>
+      <w:r>
+        <w:rPr>
+          <w:b/>
+          <w:color w:val="1F4E79"/>
+          <w:sz w:val="21"/>
+        </w:rPr>
+        <w:t>Q. 採用した施策が後から間違いだったと分かったことは?</w:t>
+      </w:r>
+    </w:p>
+    <w:p>
+      <w:pPr>
+        <w:spacing w:after="200"/>
+      </w:pPr>
+      <w:r>
+        <w:rPr>
+          <w:sz w:val="21"/>
+        </w:rPr>
+        <w:t>A. あります。ビームサーチという探索の改善を、26シーン平均で+1.95点の改善を確認して採用しましたが、実際にコンペに提出すると−0.45点悪化していました。原因を調べると、シーンごとの効果が+11点〜−15点まで大きくばらついており、平均のプラスは一部シーンの大幅な改善と一部シーンの大幅な悪化が相殺していただけでした。この経験から、平均だけでなくばらつき(標準偏差・標準誤差・t値)も必ず確認する基準に変更しました。採用基準そのものも、間違っていたと分かれば直す対象だと考えています。</w:t>
       </w:r>
     </w:p>
     <w:p>
@@ -1754,7 +1828,7 @@
               <w:rPr>
                 <w:sz w:val="19"/>
               </w:rPr>
-              <w:t>25.68</w:t>
+              <w:t>23.74</w:t>
             </w:r>
           </w:p>
         </w:tc>
@@ -1768,7 +1842,7 @@
               <w:rPr>
                 <w:sz w:val="19"/>
               </w:rPr>
-              <w:t>26シーン平均。Phase23で+1.95</w:t>
+              <w:t>26シーン平均。Phase25aでビームサーチ導入前の設定に戻して以後の基準点にした</w:t>
             </w:r>
           </w:p>
         </w:tc>
@@ -1812,7 +1886,7 @@
               <w:rPr>
                 <w:sz w:val="19"/>
               </w:rPr>
-              <w:t>コンテナ容積のうち実際に詰められた割合</w:t>
+              <w:t>コンテナ容積のうち実際に詰められた割合(採用時点)</w:t>
             </w:r>
           </w:p>
         </w:tc>
@@ -1900,7 +1974,51 @@
               <w:rPr>
                 <w:sz w:val="19"/>
               </w:rPr>
-              <w:t>これ以下の差は意味がないと判定する基準</w:t>
+              <w:t>同じシーンを再実行したときのブレの基準</w:t>
+            </w:r>
+          </w:p>
+        </w:tc>
+      </w:tr>
+      <w:tr>
+        <w:tc>
+          <w:tcPr>
+            <w:tcW w:type="dxa" w:w="2880"/>
+          </w:tcPr>
+          <w:p>
+            <w:r/>
+            <w:r>
+              <w:rPr>
+                <w:sz w:val="19"/>
+              </w:rPr>
+              <w:t>採用基準のt値</w:t>
+            </w:r>
+          </w:p>
+        </w:tc>
+        <w:tc>
+          <w:tcPr>
+            <w:tcW w:type="dxa" w:w="2880"/>
+          </w:tcPr>
+          <w:p>
+            <w:r/>
+            <w:r>
+              <w:rPr>
+                <w:sz w:val="19"/>
+              </w:rPr>
+              <w:t>t &gt; 2</w:t>
+            </w:r>
+          </w:p>
+        </w:tc>
+        <w:tc>
+          <w:tcPr>
+            <w:tcW w:type="dxa" w:w="2880"/>
+          </w:tcPr>
+          <w:p>
+            <w:r/>
+            <w:r>
+              <w:rPr>
+                <w:sz w:val="19"/>
+              </w:rPr>
+              <w:t>Phase25aから追加。シーンごとの効果のばらつきを考慮した基準(t=1.62のPhase23は本来この基準では不採用)</w:t>
             </w:r>
           </w:p>
         </w:tc>

--- a/docs/技術対策.docx
+++ b/docs/技術対策.docx
@@ -32,7 +32,7 @@
         <w:rPr>
           <w:sz w:val="18"/>
         </w:rPr>
-        <w:t>最終更新: Phase25a 時点</w:t>
+        <w:t>最終更新: Phase26 時点</w:t>
       </w:r>
     </w:p>
     <w:p>
@@ -75,7 +75,7 @@
           <w:b/>
           <w:sz w:val="21"/>
         </w:rPr>
-        <w:t>「空港の手荷物を、コンテナに自動で詰めるアルゴリズムのコンペです。物理シミュレータの上で、荷物を1個ずつ置いていきます。1回でも置き方を間違えるとその場で試合終了になるルールなので、“確実に置ける手だけを選ぶ”ことと“たくさん詰める”ことの両立が難しい問題でした。スコアは16.94点から51.00点まで上げました。』</w:t>
+        <w:t>「空港の手荷物を、コンテナに自動で詰めるアルゴリズムのコンペです。物理シミュレータの上で、荷物を1個ずつ置いていきます。1回でも置き方を間違えるとその場で試合終了になるルールなので、“確実に置ける手だけを選ぶ”ことと“たくさん詰める”ことの両立が難しい問題でした。スコアは16.94点から53.64点まで上げました。』</w:t>
       </w:r>
     </w:p>
     <w:p>
@@ -1225,6 +1225,68 @@
     </w:p>
     <w:p>
       <w:pPr>
+        <w:pStyle w:val="Heading2"/>
+      </w:pPr>
+      <w:r>
+        <w:t>Phase26 ― 中間の「良い結果」が、実は自分の選んだサンプルのせいだった話</w:t>
+      </w:r>
+    </w:p>
+    <w:p>
+      <w:r>
+        <w:rPr>
+          <w:b w:val="0"/>
+          <w:sz w:val="21"/>
+        </w:rPr>
+        <w:t>探索の予算を増やす方向は、コンペへの提出で直接確かめた結果(予算を1.55→2.0→2.5→3.0と増やすと53.61→53.64→53.42→53.39)、すでに頭打ちで、増やすとむしろ悪化することが分かっていました。そこで「探索の量」ではなく「詰め方そのもの」を変える案として、コンテナの奥から手前へ壁を1枚ずつ積んでいく方式(壁積み)を試しました。</w:t>
+      </w:r>
+    </w:p>
+    <w:p>
+      <w:r>
+        <w:rPr>
+          <w:b w:val="0"/>
+          <w:sz w:val="21"/>
+        </w:rPr>
+        <w:t>実はこれに近いことは開発初期(Phase9)に一度試して失敗しています。ただし失敗の理由は記録してあって、「層の厚みを荷物のサイズと無関係な固定値にしたので、大きい荷物が層に入らず、小さい荷物だけが奥を埋めてしまった」でした。今回は層の厚みを**その場の荷物サイズの分布から決める**ようにして、この失敗の原因を構造的に潰した上で再挑戦しました。</w:t>
+      </w:r>
+    </w:p>
+    <w:p>
+      <w:r>
+        <w:rPr>
+          <w:b/>
+          <w:sz w:val="21"/>
+        </w:rPr>
+        <w:t>ここで自分が誤りを犯しました。26シーン全部を測る前に時間節約のため4シーンで方向性を確認したのですが、その4シーンを「変更の影響が一番大きいシーン」で選んでしまったのです。結果は+3.99点と強い改善に見えました。ところが26シーン全体では**−2.96点(t値 −2.29)**、つまり**符号ごと逆転して、統計的にはっきりした悪化**でした。</w:t>
+      </w:r>
+    </w:p>
+    <w:p>
+      <w:r>
+        <w:rPr>
+          <w:b/>
+          <w:sz w:val="21"/>
+        </w:rPr>
+        <w:t>原因は明快です。影響が大きいシーン=小さい荷物が多いシーンであり、それはちょうど「壁積みが得意なシーン」でした。実際、26シーンで大きく悪化した4シーンはサンプルに1つも入っていませんでした。**サンプルは「影響があるかどうか」で絞るべきで、「影響が大きいかどうか」で絞ってはいけない**、というのが教訓です。</w:t>
+      </w:r>
+    </w:p>
+    <w:p>
+      <w:r>
+        <w:rPr>
+          <w:b w:val="0"/>
+          <w:sz w:val="21"/>
+        </w:rPr>
+        <w:t>なお失敗の内訳を層別すると、「壁積みが働かないはずのシーン群」が最も悪化しているという妙な結果が出て、これが実装のバグを直接指してくれました(層の厚みを「その時点で残っている荷物」から計算していたため、大きい荷物から先に置かれると終盤に層が勝手に薄くなり、Phase9とまったく同じ失敗が再発していた)。ただし影響を受けていないシーン群でも符号は負だったので、バグを直しても勝てる見込みはないと判断して打ち切りました。</w:t>
+      </w:r>
+    </w:p>
+    <w:p>
+      <w:r>
+        <w:rPr>
+          <w:b w:val="0"/>
+          <w:sz w:val="21"/>
+        </w:rPr>
+        <w:t>結果: 不採用。ローカルで有意な改善が出ていないので、**コンペへの提出は行っていません**。Phase23で「ローカルの数字を見誤って提出し悪化させた」失敗があるので、今回は自分で決めた基準どおり提出前に止めました。</w:t>
+      </w:r>
+    </w:p>
+    <w:p>
+      <w:pPr>
         <w:pStyle w:val="Heading1"/>
       </w:pPr>
       <w:r>
@@ -1529,7 +1591,7 @@
           <w:b w:val="0"/>
           <w:sz w:val="21"/>
         </w:rPr>
-        <w:t>実績: この規律は実際に誤った採用を複数回防いでいます。Phase18(少数シーンでは成功に見えた変更を26シーンで却下)、Phase22(採用直前に自分の解釈を否定)、Phase24(改善が26シーン中1シーンだけだったため却下)。一方Phase23は、この規律をすり抜けて誤って採用してしまった例です(26シーン平均は改善に見えたが実際の提出は悪化)。Phase25aでその失敗を統計的に検証し、「平均だけでなくばらつきも見る」という基準を追加しました。**基準そのものにも間違いはあり得る、というのが正直なところです。**</w:t>
+        <w:t>実績: この規律は実際に誤った採用を複数回防いでいます。Phase18(少数シーンでは成功に見えた変更を26シーンで却下)、Phase22(採用直前に自分の解釈を否定)、Phase24(改善が26シーン中1シーンだけだったため却下)、Phase26(中間の4シーンでは+3.99点だったが26シーンでは−2.96点で却下)。一方Phase23は、この規律をすり抜けて誤って採用してしまった例です(26シーン平均は改善に見えたが実際の提出は悪化)。Phase25aでその失敗を統計的に検証し、「平均だけでなくばらつきも見る」という基準を追加しました。**基準そのものにも間違いはあり得る、というのが正直なところです。**</w:t>
       </w:r>
     </w:p>
     <w:p>
@@ -1828,7 +1890,7 @@
               <w:rPr>
                 <w:sz w:val="19"/>
               </w:rPr>
-              <w:t>23.74</w:t>
+              <w:t>24.41</w:t>
             </w:r>
           </w:p>
         </w:tc>
@@ -1842,7 +1904,7 @@
               <w:rPr>
                 <w:sz w:val="19"/>
               </w:rPr>
-              <w:t>26シーン平均。Phase25aでビームサーチ導入前の設定に戻して以後の基準点にした</w:t>
+              <w:t>26シーン平均(測定用の探索予算1.55e7時)。Phase25aでビームサーチ導入前の設定に戻して以後の基準点にした</w:t>
             </w:r>
           </w:p>
         </w:tc>
@@ -2199,6 +2261,50 @@
           </w:p>
         </w:tc>
       </w:tr>
+      <w:tr>
+        <w:tc>
+          <w:tcPr>
+            <w:tcW w:type="dxa" w:w="2880"/>
+          </w:tcPr>
+          <w:p>
+            <w:r/>
+            <w:r>
+              <w:rPr>
+                <w:sz w:val="19"/>
+              </w:rPr>
+              <w:t>壁積みの結果</w:t>
+            </w:r>
+          </w:p>
+        </w:tc>
+        <w:tc>
+          <w:tcPr>
+            <w:tcW w:type="dxa" w:w="2880"/>
+          </w:tcPr>
+          <w:p>
+            <w:r/>
+            <w:r>
+              <w:rPr>
+                <w:sz w:val="19"/>
+              </w:rPr>
+              <w:t>−2.96点(t=−2.29)</w:t>
+            </w:r>
+          </w:p>
+        </w:tc>
+        <w:tc>
+          <w:tcPr>
+            <w:tcW w:type="dxa" w:w="2880"/>
+          </w:tcPr>
+          <w:p>
+            <w:r/>
+            <w:r>
+              <w:rPr>
+                <w:sz w:val="19"/>
+              </w:rPr>
+              <w:t>Phase26。中間4シーンでは+3.99点に見えたがサンプルの選び方の誤りだった</w:t>
+            </w:r>
+          </w:p>
+        </w:tc>
+      </w:tr>
     </w:tbl>
     <w:p/>
     <w:sectPr>

--- a/docs/技術対策.docx
+++ b/docs/技術対策.docx
@@ -32,7 +32,7 @@
         <w:rPr>
           <w:sz w:val="18"/>
         </w:rPr>
-        <w:t>最終更新: Phase26 時点</w:t>
+        <w:t>最終更新: Phase27 時点</w:t>
       </w:r>
     </w:p>
     <w:p>
@@ -1287,6 +1287,103 @@
     </w:p>
     <w:p>
       <w:pPr>
+        <w:pStyle w:val="Heading2"/>
+      </w:pPr>
+      <w:r>
+        <w:t>Phase27 ― 「7点分の宝の山」を、一度も計測せずに閉じた話</w:t>
+      </w:r>
+    </w:p>
+    <w:p>
+      <w:r>
+        <w:rPr>
+          <w:b w:val="0"/>
+          <w:sz w:val="21"/>
+        </w:rPr>
+        <w:t>前のフェーズの副産物として、「同じ詰め方を厳しい物差しで測った点数」と「甘い物差しで測った点数」の差が12.18点あることが分かりました。本番スコアに換算すると7.3点分で、目標まで残り6.4点だったので、これ一つで届く計算になります。しかも前フェーズの実験でこの差が動くことも確認できていたので、「操作できる量なら取りに行けるはずだ」と考えました。</w:t>
+      </w:r>
+    </w:p>
+    <w:p>
+      <w:r>
+        <w:rPr>
+          <w:b/>
+          <w:sz w:val="21"/>
+        </w:rPr>
+        <w:t>調べるために、荷物一つ一つの最終姿勢とコンテナの各面までの距離をすべて記録する仕組みを作る計画でした。ただし着手する前に一つだけ、**「配布されている公式の採点コードが、そもそも何と決めているか」を自分たちの採点コードと突き合わせる**ステップを最初に置きました。</w:t>
+      </w:r>
+    </w:p>
+    <w:p>
+      <w:r>
+        <w:rPr>
+          <w:b w:val="0"/>
+          <w:sz w:val="21"/>
+        </w:rPr>
+        <w:t>この照合だけで、全部の疑問に答えが出ました。</w:t>
+      </w:r>
+    </w:p>
+    <w:p>
+      <w:pPr>
+        <w:pStyle w:val="ListBullet"/>
+      </w:pPr>
+      <w:r>
+        <w:rPr>
+          <w:sz w:val="21"/>
+        </w:rPr>
+        <w:t>自分たちの採点コードは独自の判定を持っておらず、公式のコードをそのまま呼んでいた(食い違いは無かった)</w:t>
+      </w:r>
+    </w:p>
+    <w:p>
+      <w:pPr>
+        <w:pStyle w:val="ListBullet"/>
+      </w:pPr>
+      <w:r>
+        <w:rPr>
+          <w:sz w:val="21"/>
+        </w:rPr>
+        <w:t>公式の判定対象には「コンテナの床面」も含まれていて、点数に入るには荷物が床から5mm浮いている必要がある。物理シミュレーションでは荷物は必ず床まで落ちるので、**床に置いた荷物は原理的に永久に点数に入らない**</w:t>
+      </w:r>
+    </w:p>
+    <w:p>
+      <w:pPr>
+        <w:pStyle w:val="ListBullet"/>
+      </w:pPr>
+      <w:r>
+        <w:rPr>
+          <w:sz w:val="21"/>
+        </w:rPr>
+        <w:t>これは「荷物が床にめり込むから」ではない。めり込みがゼロでも、床にぴったり接した瞬間に除外される。判定式の引き算の問題であって、物理の問題ではなかった</w:t>
+      </w:r>
+    </w:p>
+    <w:p>
+      <w:pPr>
+        <w:pStyle w:val="ListBullet"/>
+      </w:pPr>
+      <w:r>
+        <w:rPr>
+          <w:sz w:val="21"/>
+        </w:rPr>
+        <w:t>決定打: 公式コードでは、この「物差しの厳しさ」の設定が**採点と「置いてよいかの判定」の両方を同時に動かす**。つまり厳しい世界では回収不能、甘い世界では最初から点数に入っている。**どちらの世界でも、取りに行ける宝の山は存在しなかった**</w:t>
+      </w:r>
+    </w:p>
+    <w:p>
+      <w:r>
+        <w:rPr>
+          <w:b/>
+          <w:sz w:val="21"/>
+        </w:rPr>
+        <w:t>結果: 計装のコードは1行も書かず、計測も1回も実行せずにフェーズが終わりました。約1時間の計測と数百行のコードが不要になりました。「測って確かめる」より前に「仕様として何が決まっているか読む」ステップを置くだけで、丸ごと消える作業がある、というのがこのフェーズの学びです。</w:t>
+      </w:r>
+    </w:p>
+    <w:p>
+      <w:r>
+        <w:rPr>
+          <w:b w:val="0"/>
+          <w:sz w:val="21"/>
+        </w:rPr>
+        <w:t>なお調べる過程で、このフェーズを始めたときの前提だった「この課題は未着手」「過去の記録同士が矛盾している」が**どちらも事実誤認**だったことも分かりました。実際にはPhase21が26シーン574件を全数調査して既に決着させており、記録も一貫していました。**思い込みで作業を始めず、まず記録を読み直す**ことの重要性も同時に確認できました。</w:t>
+      </w:r>
+    </w:p>
+    <w:p>
+      <w:pPr>
         <w:pStyle w:val="Heading1"/>
       </w:pPr>
       <w:r>
@@ -1591,7 +1688,7 @@
           <w:b w:val="0"/>
           <w:sz w:val="21"/>
         </w:rPr>
-        <w:t>実績: この規律は実際に誤った採用を複数回防いでいます。Phase18(少数シーンでは成功に見えた変更を26シーンで却下)、Phase22(採用直前に自分の解釈を否定)、Phase24(改善が26シーン中1シーンだけだったため却下)、Phase26(中間の4シーンでは+3.99点だったが26シーンでは−2.96点で却下)。一方Phase23は、この規律をすり抜けて誤って採用してしまった例です(26シーン平均は改善に見えたが実際の提出は悪化)。Phase25aでその失敗を統計的に検証し、「平均だけでなくばらつきも見る」という基準を追加しました。**基準そのものにも間違いはあり得る、というのが正直なところです。**</w:t>
+        <w:t>実績: この規律は実際に誤った採用を複数回防いでいます。Phase18(少数シーンでは成功に見えた変更を26シーンで却下)、Phase22(採用直前に自分の解釈を否定)、Phase24(改善が26シーン中1シーンだけだったため却下)、Phase26(中間の4シーンでは+3.99点だったが26シーンでは−2.96点で却下)、Phase27(実装前に公式仕様を読み直し、計測ゼロで方向ごと却下)。一方Phase23は、この規律をすり抜けて誤って採用してしまった例です(26シーン平均は改善に見えたが実際の提出は悪化)。Phase25aでその失敗を統計的に検証し、「平均だけでなくばらつきも見る」という基準を追加しました。**基準そのものにも間違いはあり得る、というのが正直なところです。**</w:t>
       </w:r>
     </w:p>
     <w:p>
@@ -2305,6 +2402,50 @@
           </w:p>
         </w:tc>
       </w:tr>
+      <w:tr>
+        <w:tc>
+          <w:tcPr>
+            <w:tcW w:type="dxa" w:w="2880"/>
+          </w:tcPr>
+          <w:p>
+            <w:r/>
+            <w:r>
+              <w:rPr>
+                <w:sz w:val="19"/>
+              </w:rPr>
+              <w:t>厳/緩の物差しの差</w:t>
+            </w:r>
+          </w:p>
+        </w:tc>
+        <w:tc>
+          <w:tcPr>
+            <w:tcW w:type="dxa" w:w="2880"/>
+          </w:tcPr>
+          <w:p>
+            <w:r/>
+            <w:r>
+              <w:rPr>
+                <w:sz w:val="19"/>
+              </w:rPr>
+              <w:t>12.18点</w:t>
+            </w:r>
+          </w:p>
+        </w:tc>
+        <w:tc>
+          <w:tcPr>
+            <w:tcW w:type="dxa" w:w="2880"/>
+          </w:tcPr>
+          <w:p>
+            <w:r/>
+            <w:r>
+              <w:rPr>
+                <w:sz w:val="19"/>
+              </w:rPr>
+              <w:t>Phase27。7.3点分の宝の山に見えたが、床置きは原理的に点数に入らないと判明し閉じた</w:t>
+            </w:r>
+          </w:p>
+        </w:tc>
+      </w:tr>
     </w:tbl>
     <w:p/>
     <w:sectPr>

--- a/docs/技術対策.docx
+++ b/docs/技術対策.docx
@@ -32,7 +32,7 @@
         <w:rPr>
           <w:sz w:val="18"/>
         </w:rPr>
-        <w:t>最終更新: Phase27 時点</w:t>
+        <w:t>最終更新: Phase28 時点</w:t>
       </w:r>
     </w:p>
     <w:p>
@@ -1384,6 +1384,77 @@
     </w:p>
     <w:p>
       <w:pPr>
+        <w:pStyle w:val="Heading2"/>
+      </w:pPr>
+      <w:r>
+        <w:t>Phase28 ― 「1シーンだけ大きく良くなった」は採用してはいけない、と数式で分かった話</w:t>
+      </w:r>
+    </w:p>
+    <w:p>
+      <w:r>
+        <w:rPr>
+          <w:b w:val="0"/>
+          <w:sz w:val="21"/>
+        </w:rPr>
+        <w:t>空きスペースの38.8%は「置ける場所はあるのに、そこまで運ぶ通り道が塞がっている」空間でした。これが最後に残った最大の課題です。前のフェーズで「1手ごとの減点では原理的に守れない」ことが分かっていました。減点は「今ある荷物」しか見られませんが、通り道を塞ぐのは「これから積む荷物」だからです。</w:t>
+      </w:r>
+    </w:p>
+    <w:p>
+      <w:r>
+        <w:rPr>
+          <w:b w:val="0"/>
+          <w:sz w:val="21"/>
+        </w:rPr>
+        <w:t>そこで、順番を最後まで試し終えた**後**で「その順番が結果的に自分で通り道を塞いだか」を測り、塞いだ順番の評価を割り引くようにしました。設計では過去の失敗を3つ踏まえています: 減点ではなく割引にする(過去に「何も置かないのが一番得」という壊れ方をしたため)、移植したコードが元と完全に一致することを検証する、かかる時間を「時間」ではなく「計算量」で計上する(結果を毎回同じにするため)。</w:t>
+      </w:r>
+    </w:p>
+    <w:p>
+      <w:r>
+        <w:rPr>
+          <w:b/>
+          <w:sz w:val="21"/>
+        </w:rPr>
+        <w:t>結果: 26シーン中 **1シーンだけ** が+9.10点良くなり、**残り25シーンは1ビットも変わりませんでした**。平均は+0.35点で、採用基準のt値は 1.000 でした。</w:t>
+      </w:r>
+    </w:p>
+    <w:p>
+      <w:r>
+        <w:rPr>
+          <w:b/>
+          <w:sz w:val="21"/>
+        </w:rPr>
+        <w:t>ここで気づいたことがあります。**このt値=1.000は偶然ではありません。**25シーンが0で1シーンだけがdだけ動くとき、平均も標準誤差もどちらも d/26 になるので、**t値はdの大きさに関係なく必ず1.000になります**。つまり「1シーンだけしか動かない改善」は、そのシーンでどれだけ大きく改善しても、採用基準(t&gt;2)を**原理的に通過できない**のです。</w:t>
+      </w:r>
+    </w:p>
+    <w:p>
+      <w:r>
+        <w:rPr>
+          <w:b w:val="0"/>
+          <w:sz w:val="21"/>
+        </w:rPr>
+        <w:t>これは基準の欠陥ではありません。「1シーンだけの改善は、本番の別のシーンでも通用する根拠にならない」という基準の設計意図が、そのまま働いた結果です。改善幅の大きさに目を奪われる前に、**何シーンが動いたか**を先に見るべきだ、という教訓を得ました。</w:t>
+      </w:r>
+    </w:p>
+    <w:p>
+      <w:r>
+        <w:rPr>
+          <w:b w:val="0"/>
+          <w:sz w:val="21"/>
+        </w:rPr>
+        <w:t>なぜ25シーンが動かなかったかも突き止めました。「採用される順番が入れ替わる最小の重み」をシーンごとに測ると、**0.23 / 0.39 / 1.04 / 2.29 と10倍もばらついていました**。しかも一番小さいシーンは重み1.0で既に壊れ始めます。つまり「広く効く重み」と「どのシーンも壊さない重み」に**共通の範囲が存在しません**。過去に別の施策で同じ壁に当たっており、それが運ではなく構造だと確定しました。</w:t>
+      </w:r>
+    </w:p>
+    <w:p>
+      <w:r>
+        <w:rPr>
+          <w:b/>
+          <w:sz w:val="21"/>
+        </w:rPr>
+        <w:t>さらに根本的な発見として、この評価軸で順番が入れ替わるとき、選ばれるのは**必ず「置いた個数が少ない」順番**でした(21個→4個など)。荷物を1個置くたびに通り道を塞ぐ可能性が生まれるので、**「通り道を開けておく」と「たくさん詰める」は原理的に対立します**。この対立はこの方向の打ち手すべてに共通する制約です。</w:t>
+      </w:r>
+    </w:p>
+    <w:p>
+      <w:pPr>
         <w:pStyle w:val="Heading1"/>
       </w:pPr>
       <w:r>
@@ -1688,7 +1759,7 @@
           <w:b w:val="0"/>
           <w:sz w:val="21"/>
         </w:rPr>
-        <w:t>実績: この規律は実際に誤った採用を複数回防いでいます。Phase18(少数シーンでは成功に見えた変更を26シーンで却下)、Phase22(採用直前に自分の解釈を否定)、Phase24(改善が26シーン中1シーンだけだったため却下)、Phase26(中間の4シーンでは+3.99点だったが26シーンでは−2.96点で却下)、Phase27(実装前に公式仕様を読み直し、計測ゼロで方向ごと却下)。一方Phase23は、この規律をすり抜けて誤って採用してしまった例です(26シーン平均は改善に見えたが実際の提出は悪化)。Phase25aでその失敗を統計的に検証し、「平均だけでなくばらつきも見る」という基準を追加しました。**基準そのものにも間違いはあり得る、というのが正直なところです。**</w:t>
+        <w:t>実績: この規律は実際に誤った採用を複数回防いでいます。Phase18(少数シーンでは成功に見えた変更を26シーンで却下)、Phase22(採用直前に自分の解釈を否定)、Phase24(改善が26シーン中1シーンだけだったため却下)、Phase26(中間の4シーンでは+3.99点だったが26シーンでは−2.96点で却下)、Phase27(実装前に公式仕様を読み直し、計測ゼロで方向ごと却下)、Phase28(1シーンしか動かず、t値が原理的に基準を通過できないと判明し却下)。一方Phase23は、この規律をすり抜けて誤って採用してしまった例です(26シーン平均は改善に見えたが実際の提出は悪化)。Phase25aでその失敗を統計的に検証し、「平均だけでなくばらつきも見る」という基準を追加しました。**基準そのものにも間違いはあり得る、というのが正直なところです。**</w:t>
       </w:r>
     </w:p>
     <w:p>
@@ -2446,6 +2517,50 @@
           </w:p>
         </w:tc>
       </w:tr>
+      <w:tr>
+        <w:tc>
+          <w:tcPr>
+            <w:tcW w:type="dxa" w:w="2880"/>
+          </w:tcPr>
+          <w:p>
+            <w:r/>
+            <w:r>
+              <w:rPr>
+                <w:sz w:val="19"/>
+              </w:rPr>
+              <w:t>単一シーン効果のt値</w:t>
+            </w:r>
+          </w:p>
+        </w:tc>
+        <w:tc>
+          <w:tcPr>
+            <w:tcW w:type="dxa" w:w="2880"/>
+          </w:tcPr>
+          <w:p>
+            <w:r/>
+            <w:r>
+              <w:rPr>
+                <w:sz w:val="19"/>
+              </w:rPr>
+              <w:t>恒等的に1.000</w:t>
+            </w:r>
+          </w:p>
+        </w:tc>
+        <w:tc>
+          <w:tcPr>
+            <w:tcW w:type="dxa" w:w="2880"/>
+          </w:tcPr>
+          <w:p>
+            <w:r/>
+            <w:r>
+              <w:rPr>
+                <w:sz w:val="19"/>
+              </w:rPr>
+              <w:t>Phase28。1シーンだけ動く変更は改善幅によらずt=1.000で、基準t&gt;2を原理的に通過できない</w:t>
+            </w:r>
+          </w:p>
+        </w:tc>
+      </w:tr>
     </w:tbl>
     <w:p/>
     <w:sectPr>

--- a/docs/技術対策.docx
+++ b/docs/技術対策.docx
@@ -32,7 +32,7 @@
         <w:rPr>
           <w:sz w:val="18"/>
         </w:rPr>
-        <w:t>最終更新: Phase28 時点</w:t>
+        <w:t>最終更新: Phase29 時点</w:t>
       </w:r>
     </w:p>
     <w:p>
@@ -1455,6 +1455,77 @@
     </w:p>
     <w:p>
       <w:pPr>
+        <w:pStyle w:val="Heading2"/>
+      </w:pPr>
+      <w:r>
+        <w:t>Phase29 ― 3フェーズ追いかけた「最大の空き」が、そもそも取りに行けない量だった話</w:t>
+      </w:r>
+    </w:p>
+    <w:p>
+      <w:r>
+        <w:rPr>
+          <w:b w:val="0"/>
+          <w:sz w:val="21"/>
+        </w:rPr>
+        <w:t>「置ける場所はあるのに通り道が塞がっている」空きスペース(全体の38.8%)は、3フェーズ連続で最大の目標でした。前の2回は**評価式に項目を足す**やり方で、どちらも「シーンごとにちょうどよい重みが違いすぎて共通の値が無い」という理由で失敗しています。</w:t>
+      </w:r>
+    </w:p>
+    <w:p>
+      <w:r>
+        <w:rPr>
+          <w:b w:val="0"/>
+          <w:sz w:val="21"/>
+        </w:rPr>
+        <w:t>そこで今回は**重みを一切使わない**設計にしました。評価式には手を触れず、代わりに「次に試す積み順の作り方」だけを変えます: 積付けが行き詰まったら、置けなかった荷物Xと、その通り道を塞いでいる既に置いた荷物Y1..Ynを特定し、**XをYすべてより前に動かした順番**を次の候補として作り直す。重みが無いので「ちょうどよい値」を探す問題自体が発生しません。</w:t>
+      </w:r>
+    </w:p>
+    <w:p>
+      <w:r>
+        <w:rPr>
+          <w:b w:val="0"/>
+          <w:sz w:val="21"/>
+        </w:rPr>
+        <w:t>探索の時間も増やしていません。従来の探索は「1回分の枠が丸ごと残っていなければ次を始めない」ので、必ず端数の時間が余って捨てられていました(実測1.7〜39.7秒)。順番の作り直しは検証1回で済むため、この**捨てていた端数**に収まります。</w:t>
+      </w:r>
+    </w:p>
+    <w:p>
+      <w:r>
+        <w:rPr>
+          <w:b/>
+          <w:sz w:val="21"/>
+        </w:rPr>
+        <w:t>結果: 26シーン中**順番が変わったのは2シーン**、点数が動いたのは**1シーン**だけ(充填率 32.21→34.90)。平均+0.10点、t値=1.000。前フェーズで作った足切りルール(動いたシーン数が4〜5に届かないとt&gt;2は原理的に通らない)に従い、**26シーン全体の測定はやらずに打ち切りました**。</w:t>
+      </w:r>
+    </w:p>
+    <w:p>
+      <w:r>
+        <w:rPr>
+          <w:b/>
+          <w:sz w:val="21"/>
+        </w:rPr>
+        <w:t>そして、なぜ動かなかったかを調べたところ、**3フェーズ追いかけてきた目標そのものが誤りだった**と分かりました。積付けを止めた荷物が入れる場所を全方向・全位置で数えると、**21シーン中13シーンで「その荷物が入る場所」はゼロ**でした。格子の細かさを4倍にしてもゼロのままなので、測り方の粗さではありません。つまりその荷物が置けなかった理由は通り道ではなく、**単に場所が無かった**のです。</w:t>
+      </w:r>
+    </w:p>
+    <w:p>
+      <w:r>
+        <w:rPr>
+          <w:b/>
+          <w:sz w:val="21"/>
+        </w:rPr>
+        <w:t>「通り道が塞がった空き38.8%」は、**残っている荷物の“どれか”が入る空間**の合計でした。ところがこの課題は1つでも失敗した瞬間に終了する方式なので、意味を持つのは常に**次の1個**だけです。つまりその38.8%の大半は「止まった荷物以外のための空間」で、順番を直しても手が届きません。**分解して大きい成分が見つかったとき、次に問うべきは「大きいか」ではなく「その定義は自分の打ち手の粒度と合っているか」だった**、というのがこのフェーズで一番高くついた学びです。</w:t>
+      </w:r>
+    </w:p>
+    <w:p>
+      <w:r>
+        <w:rPr>
+          <w:b w:val="0"/>
+          <w:sz w:val="21"/>
+        </w:rPr>
+        <w:t>仕組み自体は正しく動いていました。通り道の衝突が見つかった6シーンのうち2シーンでは、作り直した順番が実際に改善しています(+2.70点、+4.80点)。効かなかった理由は仕組みではなく「そういう衝突が6件しか無い」ことなので、実装は既定オフのまま残してあります。</w:t>
+      </w:r>
+    </w:p>
+    <w:p>
+      <w:pPr>
         <w:pStyle w:val="Heading1"/>
       </w:pPr>
       <w:r>
@@ -1759,7 +1830,7 @@
           <w:b w:val="0"/>
           <w:sz w:val="21"/>
         </w:rPr>
-        <w:t>実績: この規律は実際に誤った採用を複数回防いでいます。Phase18(少数シーンでは成功に見えた変更を26シーンで却下)、Phase22(採用直前に自分の解釈を否定)、Phase24(改善が26シーン中1シーンだけだったため却下)、Phase26(中間の4シーンでは+3.99点だったが26シーンでは−2.96点で却下)、Phase27(実装前に公式仕様を読み直し、計測ゼロで方向ごと却下)、Phase28(1シーンしか動かず、t値が原理的に基準を通過できないと判明し却下)。一方Phase23は、この規律をすり抜けて誤って採用してしまった例です(26シーン平均は改善に見えたが実際の提出は悪化)。Phase25aでその失敗を統計的に検証し、「平均だけでなくばらつきも見る」という基準を追加しました。**基準そのものにも間違いはあり得る、というのが正直なところです。**</w:t>
+        <w:t>実績: この規律は実際に誤った採用を複数回防いでいます。Phase18(少数シーンでは成功に見えた変更を26シーンで却下)、Phase22(採用直前に自分の解釈を否定)、Phase24(改善が26シーン中1シーンだけだったため却下)、Phase26(中間の4シーンでは+3.99点だったが26シーンでは−2.96点で却下)、Phase27(実装前に公式仕様を読み直し、計測ゼロで方向ごと却下)、Phase28(1シーンしか動かず、t値が原理的に基準を通過できないと判明し却下)、Phase29(26シーン測定の前に「何シーンに届くか」を数えて2シーンと分かり打ち切り)。一方Phase23は、この規律をすり抜けて誤って採用してしまった例です(26シーン平均は改善に見えたが実際の提出は悪化)。Phase25aでその失敗を統計的に検証し、「平均だけでなくばらつきも見る」という基準を追加しました。**基準そのものにも間違いはあり得る、というのが正直なところです。**</w:t>
       </w:r>
     </w:p>
     <w:p>
@@ -2561,6 +2632,50 @@
           </w:p>
         </w:tc>
       </w:tr>
+      <w:tr>
+        <w:tc>
+          <w:tcPr>
+            <w:tcW w:type="dxa" w:w="2880"/>
+          </w:tcPr>
+          <w:p>
+            <w:r/>
+            <w:r>
+              <w:rPr>
+                <w:sz w:val="19"/>
+              </w:rPr>
+              <w:t>通り道の封鎖(再解釈)</w:t>
+            </w:r>
+          </w:p>
+        </w:tc>
+        <w:tc>
+          <w:tcPr>
+            <w:tcW w:type="dxa" w:w="2880"/>
+          </w:tcPr>
+          <w:p>
+            <w:r/>
+            <w:r>
+              <w:rPr>
+                <w:sz w:val="19"/>
+              </w:rPr>
+              <w:t>13.14点は取れない</w:t>
+            </w:r>
+          </w:p>
+        </w:tc>
+        <w:tc>
+          <w:tcPr>
+            <w:tcW w:type="dxa" w:w="2880"/>
+          </w:tcPr>
+          <w:p>
+            <w:r/>
+            <w:r>
+              <w:rPr>
+                <w:sz w:val="19"/>
+              </w:rPr>
+              <w:t>Phase29。この量は「残荷物のどれかが入る空間」の合計で、1つ失敗で終了する方式では「次の1個」しか意味を持たない</w:t>
+            </w:r>
+          </w:p>
+        </w:tc>
+      </w:tr>
     </w:tbl>
     <w:p/>
     <w:sectPr>

--- a/docs/技術対策.docx
+++ b/docs/技術対策.docx
@@ -32,7 +32,7 @@
         <w:rPr>
           <w:sz w:val="18"/>
         </w:rPr>
-        <w:t>最終更新: Phase29 時点</w:t>
+        <w:t>最終更新: Phase30 時点</w:t>
       </w:r>
     </w:p>
     <w:p>
@@ -1526,6 +1526,50 @@
     </w:p>
     <w:p>
       <w:pPr>
+        <w:pStyle w:val="Heading2"/>
+      </w:pPr>
+      <w:r>
+        <w:t>Phase30 ― 「場所が無い」の中身を仕分けし、次の一手をALNSに決めた話</w:t>
+      </w:r>
+    </w:p>
+    <w:p>
+      <w:r>
+        <w:rPr>
+          <w:b/>
+          <w:sz w:val="21"/>
+        </w:rPr>
+        <w:t>Phase29で「21シーン中13シーンは、荷物が入る場所がそもそも無い」と分かりましたが、これには2通りの意味がありえます。(A) 箱の形として入る隙間そのものが無い(空間の配分の問題)のか、(B) 隙間はあるが床が凸凹で支持が足りない(積み方の問題)のか。対策が正反対になるため、**アルゴリズムには一切手を触れず**、この仕分けを最優先で行いました。</w:t>
+      </w:r>
+    </w:p>
+    <w:p>
+      <w:r>
+        <w:rPr>
+          <w:b/>
+          <w:sz w:val="21"/>
+        </w:rPr>
+        <w:t>結果: **13シーンの8割以上が (A)(空間そのものが無い)**でした(シーン数で83%、体積で81%)。格子を4倍細かくしても比率は1つも変わらず、測り方の粗さが原因ではないことも確認しています。21シーン全体で行き詰まりの理由を5つに仕分け直しても、「空間そのものが無い」がシーン数(48%)・残っている荷物の体積(55%)の両方で最大の区分でした。</w:t>
+      </w:r>
+    </w:p>
+    <w:p>
+      <w:r>
+        <w:rPr>
+          <w:b w:val="0"/>
+          <w:sz w:val="21"/>
+        </w:rPr>
+        <w:t>副産物として、これまでに記録済みだった積み順の候補(21シーン・130通り、新しい探索は一切していません)を本物の採点器に流し直し、重心の点数(cog)と充填率のトレードオフも調べました。**21シーン中7シーンで、充填率を落とさずに重心の点数だけ高い候補が、すでに手元にある候補の中に見つかりました**(改善したシーンの平均で+6.8点)。ただしこれは採点器で事後に確認できただけで、探索中に使う簡易版の物差しにはまだ重心に関係する量が無いため、そのまま実装には繋がりません。</w:t>
+      </w:r>
+    </w:p>
+    <w:p>
+      <w:r>
+        <w:rPr>
+          <w:b/>
+          <w:sz w:val="21"/>
+        </w:rPr>
+        <w:t>この結果から、次のフェーズで狙う一手を**ALNS**(一部を壊してから積み直す探索)に決めました。Phase29の「1個だけ前に動かす」やり方は、6シーン中4シーンで「動かすと積み方の層ごと崩れる」形で裏目に出ています。ALNSなら壊す範囲を広く選べるため、「空間そのものが無い」問題にも「通り道が塞がっている」問題にも同じ仕組みで届く可能性があります。</w:t>
+      </w:r>
+    </w:p>
+    <w:p>
+      <w:pPr>
         <w:pStyle w:val="Heading1"/>
       </w:pPr>
       <w:r>
@@ -1830,7 +1874,7 @@
           <w:b w:val="0"/>
           <w:sz w:val="21"/>
         </w:rPr>
-        <w:t>実績: この規律は実際に誤った採用を複数回防いでいます。Phase18(少数シーンでは成功に見えた変更を26シーンで却下)、Phase22(採用直前に自分の解釈を否定)、Phase24(改善が26シーン中1シーンだけだったため却下)、Phase26(中間の4シーンでは+3.99点だったが26シーンでは−2.96点で却下)、Phase27(実装前に公式仕様を読み直し、計測ゼロで方向ごと却下)、Phase28(1シーンしか動かず、t値が原理的に基準を通過できないと判明し却下)、Phase29(26シーン測定の前に「何シーンに届くか」を数えて2シーンと分かり打ち切り)。一方Phase23は、この規律をすり抜けて誤って採用してしまった例です(26シーン平均は改善に見えたが実際の提出は悪化)。Phase25aでその失敗を統計的に検証し、「平均だけでなくばらつきも見る」という基準を追加しました。**基準そのものにも間違いはあり得る、というのが正直なところです。**</w:t>
+        <w:t>実績: この規律は実際に誤った採用を複数回防いでいます。Phase18(少数シーンでは成功に見えた変更を26シーンで却下)、Phase22(採用直前に自分の解釈を否定)、Phase24(改善が26シーン中1シーンだけだったため却下)、Phase26(中間の4シーンでは+3.99点だったが26シーンでは−2.96点で却下)、Phase27(実装前に公式仕様を読み直し、計測ゼロで方向ごと却下)、Phase28(1シーンしか動かず、t値が原理的に基準を通過できないと判明し却下)、Phase29(26シーン測定の前に「何シーンに届くか」を数えて2シーンと分かり打ち切り)、Phase30(アルゴリズムを一切変えず計測だけに徹し、次の一手をALNSと決めた)。一方Phase23は、この規律をすり抜けて誤って採用してしまった例です(26シーン平均は改善に見えたが実際の提出は悪化)。Phase25aでその失敗を統計的に検証し、「平均だけでなくばらつきも見る」という基準を追加しました。**基準そのものにも間違いはあり得る、というのが正直なところです。**</w:t>
       </w:r>
     </w:p>
     <w:p>
@@ -2676,6 +2720,94 @@
           </w:p>
         </w:tc>
       </w:tr>
+      <w:tr>
+        <w:tc>
+          <w:tcPr>
+            <w:tcW w:type="dxa" w:w="2880"/>
+          </w:tcPr>
+          <w:p>
+            <w:r/>
+            <w:r>
+              <w:rPr>
+                <w:sz w:val="19"/>
+              </w:rPr>
+              <w:t>「場所が無い」の内訳</w:t>
+            </w:r>
+          </w:p>
+        </w:tc>
+        <w:tc>
+          <w:tcPr>
+            <w:tcW w:type="dxa" w:w="2880"/>
+          </w:tcPr>
+          <w:p>
+            <w:r/>
+            <w:r>
+              <w:rPr>
+                <w:sz w:val="19"/>
+              </w:rPr>
+              <w:t>8割が空間そのものの不足</w:t>
+            </w:r>
+          </w:p>
+        </w:tc>
+        <w:tc>
+          <w:tcPr>
+            <w:tcW w:type="dxa" w:w="2880"/>
+          </w:tcPr>
+          <w:p>
+            <w:r/>
+            <w:r>
+              <w:rPr>
+                <w:sz w:val="19"/>
+              </w:rPr>
+              <w:t>Phase30。13シーンのうち83%(体積で81%)は積み方ではなく空間配分の問題と判明。次の一手はALNS</w:t>
+            </w:r>
+          </w:p>
+        </w:tc>
+      </w:tr>
+      <w:tr>
+        <w:tc>
+          <w:tcPr>
+            <w:tcW w:type="dxa" w:w="2880"/>
+          </w:tcPr>
+          <w:p>
+            <w:r/>
+            <w:r>
+              <w:rPr>
+                <w:sz w:val="19"/>
+              </w:rPr>
+              <w:t>候補内の重心の伸びしろ</w:t>
+            </w:r>
+          </w:p>
+        </w:tc>
+        <w:tc>
+          <w:tcPr>
+            <w:tcW w:type="dxa" w:w="2880"/>
+          </w:tcPr>
+          <w:p>
+            <w:r/>
+            <w:r>
+              <w:rPr>
+                <w:sz w:val="19"/>
+              </w:rPr>
+              <w:t>7/21シーンで無料</w:t>
+            </w:r>
+          </w:p>
+        </w:tc>
+        <w:tc>
+          <w:tcPr>
+            <w:tcW w:type="dxa" w:w="2880"/>
+          </w:tcPr>
+          <w:p>
+            <w:r/>
+            <w:r>
+              <w:rPr>
+                <w:sz w:val="19"/>
+              </w:rPr>
+              <w:t>Phase30。充填率を落とさず重心の点数だけ高い候補が既存の候補の中に見つかった(平均+6.8点)。未実装</w:t>
+            </w:r>
+          </w:p>
+        </w:tc>
+      </w:tr>
     </w:tbl>
     <w:p/>
     <w:sectPr>

--- a/docs/技術対策.docx
+++ b/docs/技術対策.docx
@@ -32,7 +32,7 @@
         <w:rPr>
           <w:sz w:val="18"/>
         </w:rPr>
-        <w:t>最終更新: Phase30 時点</w:t>
+        <w:t>最終更新: Phase31 時点</w:t>
       </w:r>
     </w:p>
     <w:p>
@@ -1570,6 +1570,50 @@
     </w:p>
     <w:p>
       <w:pPr>
+        <w:pStyle w:val="Heading2"/>
+      </w:pPr>
+      <w:r>
+        <w:t>Phase31 ― ALNSに進む前の足踏み: 「どの候補を選ぶか」の見直しは1シーンの反例で不採用</w:t>
+      </w:r>
+    </w:p>
+    <w:p>
+      <w:r>
+        <w:rPr>
+          <w:b/>
+          <w:sz w:val="21"/>
+        </w:rPr>
+        <w:t>ALNSの実装に入る前に、記録済みの積み順の候補(21シーン・130通り)を本物の採点器で再評価したデータを見直したところ、**現在の選び方が候補の中の最善を選べていない取りこぼしが26シーン換算で+2.6点ある**と分かりました。事前に決めていた基準(+1.5点)を大きく超えたため、ALNSより先にこちらを検証することにしました。</w:t>
+      </w:r>
+    </w:p>
+    <w:p>
+      <w:r>
+        <w:rPr>
+          <w:b w:val="0"/>
+          <w:sz w:val="21"/>
+        </w:rPr>
+        <w:t>原因の当たりをつけて実装しました。候補を選ぶ点数(risk_vol)は「壁に一番近い面」を罰則の基準にしていますが、過去の監査で「実際に採点から漏れる原因の99.7%は床、側壁や天井が原因の漏れは実測0件」と分かっています。つまりこの罰則は、ほとんど起きない側壁接近まで強く罰しており、壁際まで詰めた良い配置を誤って割り引いている疑いがありました。そこで罰則の基準を「床だけ」に絞る案を実装しました(配置そのものは一切変えず、複数できあがった候補のどれを選ぶかだけを変える設計です)。</w:t>
+      </w:r>
+    </w:p>
+    <w:p>
+      <w:r>
+        <w:rPr>
+          <w:b/>
+          <w:sz w:val="21"/>
+        </w:rPr>
+        <w:t>結果: 26シーンで平均+0.95点でしたが、ばらつきが大きく(t値=1.18で基準の2に届かず)不採用でした。5シーンで選ぶ候補が変わり、4シーンは+8.7〜+12.9点の改善でしたが、1シーン(重い柔らかい荷物のシーン)だけ**-10.8点**の反例が出て全体を押し下げました。**なぜ効かなかったかも突き止めています**: この罰則は「壁際が危険だから」ではなく、偶然にも「簡易版の物差しが過大評価しがちな候補を割り引く」副作用を持っていて、そのシーンではこの副作用のほうが効いていました。罰則を外すとその過大評価候補が繰り上がって選ばれてしまったのです。</w:t>
+      </w:r>
+    </w:p>
+    <w:p>
+      <w:r>
+        <w:rPr>
+          <w:b w:val="0"/>
+          <w:sz w:val="21"/>
+        </w:rPr>
+        <w:t>実装は既定オフのまま残し、提出は行っていません(ローカルで基準を満たさない変更は提出しない、という規律どおりです)。次の一手(罰則の基準をもう少し広げて試す/予定通りALNSに進む/さらに診断する)は判断待ちです。</w:t>
+      </w:r>
+    </w:p>
+    <w:p>
+      <w:pPr>
         <w:pStyle w:val="Heading1"/>
       </w:pPr>
       <w:r>
@@ -2808,6 +2852,50 @@
           </w:p>
         </w:tc>
       </w:tr>
+      <w:tr>
+        <w:tc>
+          <w:tcPr>
+            <w:tcW w:type="dxa" w:w="2880"/>
+          </w:tcPr>
+          <w:p>
+            <w:r/>
+            <w:r>
+              <w:rPr>
+                <w:sz w:val="19"/>
+              </w:rPr>
+              <w:t>候補の選び方の取りこぼし</w:t>
+            </w:r>
+          </w:p>
+        </w:tc>
+        <w:tc>
+          <w:tcPr>
+            <w:tcW w:type="dxa" w:w="2880"/>
+          </w:tcPr>
+          <w:p>
+            <w:r/>
+            <w:r>
+              <w:rPr>
+                <w:sz w:val="19"/>
+              </w:rPr>
+              <w:t>26シーン換算+2.6点</w:t>
+            </w:r>
+          </w:p>
+        </w:tc>
+        <w:tc>
+          <w:tcPr>
+            <w:tcW w:type="dxa" w:w="2880"/>
+          </w:tcPr>
+          <w:p>
+            <w:r/>
+            <w:r>
+              <w:rPr>
+                <w:sz w:val="19"/>
+              </w:rPr>
+              <w:t>Phase31。修正案(床限定)はt=1.18で不採用。1シーンの反例が原因まで特定できた</w:t>
+            </w:r>
+          </w:p>
+        </w:tc>
+      </w:tr>
     </w:tbl>
     <w:p/>
     <w:sectPr>

--- a/docs/技術対策.docx
+++ b/docs/技術対策.docx
@@ -32,7 +32,7 @@
         <w:rPr>
           <w:sz w:val="18"/>
         </w:rPr>
-        <w:t>最終更新: Phase31 時点</w:t>
+        <w:t>最終更新: Phase32 時点</w:t>
       </w:r>
     </w:p>
     <w:p>
@@ -1614,6 +1614,59 @@
     </w:p>
     <w:p>
       <w:pPr>
+        <w:pStyle w:val="Heading2"/>
+      </w:pPr>
+      <w:r>
+        <w:t>Phase32 ― 「なぜ1シーンだけ裏目に出たか」を突き止め、直そうとしたが打ち切った話</w:t>
+      </w:r>
+    </w:p>
+    <w:p>
+      <w:r>
+        <w:rPr>
+          <w:b w:val="0"/>
+          <w:sz w:val="21"/>
+        </w:rPr>
+        <w:t>Phase31の反例(1シーンだけ−10.8点)の原因を、もう一段深く調べました。簡易版の物差し(shadow)が「一番良さそう」と判定した候補は、本物の採点器で見ると実際には他の候補より過大評価されがちなのではないか、という仮説です。新しい実行は一切せず、**すでに記録済みの130通りの候補データを集計し直すだけ**で確認しました。</w:t>
+      </w:r>
+    </w:p>
+    <w:p>
+      <w:r>
+        <w:rPr>
+          <w:b/>
+          <w:sz w:val="21"/>
+        </w:rPr>
+        <w:t>結果: **仮説は当たっていました。** 簡易版の物差しで一番良いと判定された候補は、統計的に有意な差(t=3.66)で、他の候補より過大評価されていました。しかも、Phase31で選ぶ候補が変わった5シーンのうち4シーンは「新しい選び方の方が過大評価が少ない候補を選べていた」(だから実際に良くなった)一方、**裏目に出た1シーンだけが「過大評価の大きい候補を選んでしまっていた」**という、仮説どおりのきれいな対応が取れました。</w:t>
+      </w:r>
+    </w:p>
+    <w:p>
+      <w:r>
+        <w:rPr>
+          <w:b w:val="0"/>
+          <w:sz w:val="21"/>
+        </w:rPr>
+        <w:t>そこで補正案を実装しました。1つの新しい罰則を足すのではなく、**4つの手がかり(床限定の罰則・従来の罰則・置けた体積・置けた個数)それぞれで候補に順位をつけ、順位の合計が一番良い候補を選ぶ**、という多数決方式です。新しい調整つまみは追加していません(全部同じ重みの単純な多数決)。</w:t>
+      </w:r>
+    </w:p>
+    <w:p>
+      <w:r>
+        <w:rPr>
+          <w:b/>
+          <w:sz w:val="21"/>
+        </w:rPr>
+        <w:t>結果: **26シーンで平均ほぼゼロ(t=−0.10)で不採用でした。**原因も特定できています。4つの手がかりのうち3つ(従来の罰則・置けた体積・置けた個数)は、実は「簡易版の物差しがどれだけ置けたと思っているか」という同じ情報の言い換えに過ぎず、お互いに強く相関していました。つまり実質「3対1」の多数決になっていて、本当に独立した1つの手がかり(床限定の罰則)だけでは多数派をひっくり返せなかったのです。この「3対1」構造のせいで、良い方向の変化も打ち消され、悪い方向の変化(裏目シーン)も止められませんでした。</w:t>
+      </w:r>
+    </w:p>
+    <w:p>
+      <w:r>
+        <w:rPr>
+          <w:b w:val="0"/>
+          <w:sz w:val="21"/>
+        </w:rPr>
+        <w:t>この結果を受けて、候補の選び方をこれ以上いじる路線は打ち切り、予定通りALNS(壊して積み直す探索)に進むと決めました。「効かなかった」で終わらせず、**なぜ4対1ではなく3対1になってしまうのか**という構造まで特定できたことで、次に同じ種類の施策を検討するときに「指標を増やせば安全」という誤った教訓を持ち越さずに済みます。</w:t>
+      </w:r>
+    </w:p>
+    <w:p>
+      <w:pPr>
         <w:pStyle w:val="Heading1"/>
       </w:pPr>
       <w:r>
@@ -1918,7 +1971,7 @@
           <w:b w:val="0"/>
           <w:sz w:val="21"/>
         </w:rPr>
-        <w:t>実績: この規律は実際に誤った採用を複数回防いでいます。Phase18(少数シーンでは成功に見えた変更を26シーンで却下)、Phase22(採用直前に自分の解釈を否定)、Phase24(改善が26シーン中1シーンだけだったため却下)、Phase26(中間の4シーンでは+3.99点だったが26シーンでは−2.96点で却下)、Phase27(実装前に公式仕様を読み直し、計測ゼロで方向ごと却下)、Phase28(1シーンしか動かず、t値が原理的に基準を通過できないと判明し却下)、Phase29(26シーン測定の前に「何シーンに届くか」を数えて2シーンと分かり打ち切り)、Phase30(アルゴリズムを一切変えず計測だけに徹し、次の一手をALNSと決めた)。一方Phase23は、この規律をすり抜けて誤って採用してしまった例です(26シーン平均は改善に見えたが実際の提出は悪化)。Phase25aでその失敗を統計的に検証し、「平均だけでなくばらつきも見る」という基準を追加しました。**基準そのものにも間違いはあり得る、というのが正直なところです。**</w:t>
+        <w:t>実績: この規律は実際に誤った採用を複数回防いでいます。Phase18(少数シーンでは成功に見えた変更を26シーンで却下)、Phase22(採用直前に自分の解釈を否定)、Phase24(改善が26シーン中1シーンだけだったため却下)、Phase26(中間の4シーンでは+3.99点だったが26シーンでは−2.96点で却下)、Phase27(実装前に公式仕様を読み直し、計測ゼロで方向ごと却下)、Phase28(1シーンしか動かず、t値が原理的に基準を通過できないと判明し却下)、Phase29(26シーン測定の前に「何シーンに届くか」を数えて2シーンと分かり打ち切り)、Phase30(アルゴリズムを一切変えず計測だけに徹し、次の一手をALNSと決めた)、Phase32(多数決方式の補正案がt=−0.10で不採用と分かり、原因まで特定した上で候補選びの改良を打ち切った)。一方Phase23は、この規律をすり抜けて誤って採用してしまった例です(26シーン平均は改善に見えたが実際の提出は悪化)。Phase25aでその失敗を統計的に検証し、「平均だけでなくばらつきも見る」という基準を追加しました。**基準そのものにも間違いはあり得る、というのが正直なところです。**</w:t>
       </w:r>
     </w:p>
     <w:p>
@@ -2896,6 +2949,94 @@
           </w:p>
         </w:tc>
       </w:tr>
+      <w:tr>
+        <w:tc>
+          <w:tcPr>
+            <w:tcW w:type="dxa" w:w="2880"/>
+          </w:tcPr>
+          <w:p>
+            <w:r/>
+            <w:r>
+              <w:rPr>
+                <w:sz w:val="19"/>
+              </w:rPr>
+              <w:t>過大評価の統計的有意性</w:t>
+            </w:r>
+          </w:p>
+        </w:tc>
+        <w:tc>
+          <w:tcPr>
+            <w:tcW w:type="dxa" w:w="2880"/>
+          </w:tcPr>
+          <w:p>
+            <w:r/>
+            <w:r>
+              <w:rPr>
+                <w:sz w:val="19"/>
+              </w:rPr>
+              <w:t>t=3.66</w:t>
+            </w:r>
+          </w:p>
+        </w:tc>
+        <w:tc>
+          <w:tcPr>
+            <w:tcW w:type="dxa" w:w="2880"/>
+          </w:tcPr>
+          <w:p>
+            <w:r/>
+            <w:r>
+              <w:rPr>
+                <w:sz w:val="19"/>
+              </w:rPr>
+              <w:t>Phase32。簡易版の物差しが一番良いとした候補は、他候補より系統的に過大評価されていると実測で確認</w:t>
+            </w:r>
+          </w:p>
+        </w:tc>
+      </w:tr>
+      <w:tr>
+        <w:tc>
+          <w:tcPr>
+            <w:tcW w:type="dxa" w:w="2880"/>
+          </w:tcPr>
+          <w:p>
+            <w:r/>
+            <w:r>
+              <w:rPr>
+                <w:sz w:val="19"/>
+              </w:rPr>
+              <w:t>4手がかり多数決の結果</w:t>
+            </w:r>
+          </w:p>
+        </w:tc>
+        <w:tc>
+          <w:tcPr>
+            <w:tcW w:type="dxa" w:w="2880"/>
+          </w:tcPr>
+          <w:p>
+            <w:r/>
+            <w:r>
+              <w:rPr>
+                <w:sz w:val="19"/>
+              </w:rPr>
+              <w:t>t=−0.10で不採用</w:t>
+            </w:r>
+          </w:p>
+        </w:tc>
+        <w:tc>
+          <w:tcPr>
+            <w:tcW w:type="dxa" w:w="2880"/>
+          </w:tcPr>
+          <w:p>
+            <w:r/>
+            <w:r>
+              <w:rPr>
+                <w:sz w:val="19"/>
+              </w:rPr>
+              <w:t>Phase32。4つのうち3つが同じ情報の言い換えで、実質「3対1」の多数決だったと判明。候補選びの改良は打ち切りALNSへ</w:t>
+            </w:r>
+          </w:p>
+        </w:tc>
+      </w:tr>
     </w:tbl>
     <w:p/>
     <w:sectPr>

--- a/docs/技術対策.docx
+++ b/docs/技術対策.docx
@@ -32,7 +32,7 @@
         <w:rPr>
           <w:sz w:val="18"/>
         </w:rPr>
-        <w:t>最終更新: Phase32 時点</w:t>
+        <w:t>最終更新: Phase33 時点</w:t>
       </w:r>
     </w:p>
     <w:p>
@@ -1667,6 +1667,41 @@
     </w:p>
     <w:p>
       <w:pPr>
+        <w:pStyle w:val="Heading2"/>
+      </w:pPr>
+      <w:r>
+        <w:t>Phase33 ― 「決着がつかない仮説」を本番採点で直接検証し、候補選びの改良は完全に打ち切った話</w:t>
+      </w:r>
+    </w:p>
+    <w:p>
+      <w:r>
+        <w:rPr>
+          <w:b/>
+          <w:sz w:val="21"/>
+        </w:rPr>
+        <w:t>Phase31の「床面限定」案は26シーンのローカル評価ではt=1.18(基準の2に届かない)と、白黒つきませんでした。ただしPhase32で「なぜ効きそうか」の裏付け(過大評価が少ない候補を選べている)が取れていたため、ローカルより判定力の高い**本番の採点(SIGNATE提出)で直接決着をつける**ことにしました。26シーン評価には「シーンごとのブレが大きく、本当は効く変更でも有意差が出にくい」という構造的な弱点があり、それを補う位置づけです。</w:t>
+      </w:r>
+    </w:p>
+    <w:p>
+      <w:r>
+        <w:rPr>
+          <w:b/>
+          <w:sz w:val="21"/>
+        </w:rPr>
+        <w:t>結果: 提出スコアは**53.64328945200516**(それまでの最高値53.64点とほぼ同じ、+0.003点)でした。事前に決めていた判定基準(+0.3点以上なら採用、−0.1〜+0.3点はブレの範囲として不採用)に照らすと、ブレの範囲のほぼ真ん中で、明確な不採用でした。これでPhase31・32・33の3案すべてが不採用となり、**候補選びの改良という路線を完全に打ち切りました。**</w:t>
+      </w:r>
+    </w:p>
+    <w:p>
+      <w:r>
+        <w:rPr>
+          <w:b w:val="0"/>
+          <w:sz w:val="21"/>
+        </w:rPr>
+        <w:t>副産物として、次の一手であるALNSが実装前提として成立するかも確認しました。積み順の計算を途中の状態から再開できる仕組みを試作し、最初から計算し直した結果と1ビットも違わないことを9パターンで確認、また「末尾の一部だけ作り直す」1回分のコストが全体を作り直す場合の1.6〜4.8%(基準の3分の1を十分に下回る)であることも実測しました。次のフェーズでALNS本体の実装に進みます。</w:t>
+      </w:r>
+    </w:p>
+    <w:p>
+      <w:pPr>
         <w:pStyle w:val="Heading1"/>
       </w:pPr>
       <w:r>
@@ -1971,7 +2006,7 @@
           <w:b w:val="0"/>
           <w:sz w:val="21"/>
         </w:rPr>
-        <w:t>実績: この規律は実際に誤った採用を複数回防いでいます。Phase18(少数シーンでは成功に見えた変更を26シーンで却下)、Phase22(採用直前に自分の解釈を否定)、Phase24(改善が26シーン中1シーンだけだったため却下)、Phase26(中間の4シーンでは+3.99点だったが26シーンでは−2.96点で却下)、Phase27(実装前に公式仕様を読み直し、計測ゼロで方向ごと却下)、Phase28(1シーンしか動かず、t値が原理的に基準を通過できないと判明し却下)、Phase29(26シーン測定の前に「何シーンに届くか」を数えて2シーンと分かり打ち切り)、Phase30(アルゴリズムを一切変えず計測だけに徹し、次の一手をALNSと決めた)、Phase32(多数決方式の補正案がt=−0.10で不採用と分かり、原因まで特定した上で候補選びの改良を打ち切った)。一方Phase23は、この規律をすり抜けて誤って採用してしまった例です(26シーン平均は改善に見えたが実際の提出は悪化)。Phase25aでその失敗を統計的に検証し、「平均だけでなくばらつきも見る」という基準を追加しました。**基準そのものにも間違いはあり得る、というのが正直なところです。**</w:t>
+        <w:t>実績: この規律は実際に誤った採用を複数回防いでいます。Phase18(少数シーンでは成功に見えた変更を26シーンで却下)、Phase22(採用直前に自分の解釈を否定)、Phase24(改善が26シーン中1シーンだけだったため却下)、Phase26(中間の4シーンでは+3.99点だったが26シーンでは−2.96点で却下)、Phase27(実装前に公式仕様を読み直し、計測ゼロで方向ごと却下)、Phase28(1シーンしか動かず、t値が原理的に基準を通過できないと判明し却下)、Phase29(26シーン測定の前に「何シーンに届くか」を数えて2シーンと分かり打ち切り)、Phase30(アルゴリズムを一切変えず計測だけに徹し、次の一手をALNSと決めた)、Phase32(多数決方式の補正案がt=−0.10で不採用と分かり、原因まで特定した上で候補選びの改良を打ち切った)、Phase33(ローカルで白黒つかなかった案を本番採点で直接検証し、+0.003点というブレの範囲内の結果を受けて路線を完全に閉じた)。一方Phase23は、この規律をすり抜けて誤って採用してしまった例です(26シーン平均は改善に見えたが実際の提出は悪化)。Phase25aでその失敗を統計的に検証し、「平均だけでなくばらつきも見る」という基準を追加しました。**基準そのものにも間違いはあり得る、というのが正直なところです。**</w:t>
       </w:r>
     </w:p>
     <w:p>

--- a/docs/技術対策.docx
+++ b/docs/技術対策.docx
@@ -32,7 +32,7 @@
         <w:rPr>
           <w:sz w:val="18"/>
         </w:rPr>
-        <w:t>最終更新: Phase33 時点</w:t>
+        <w:t>最終更新: Phase34 時点</w:t>
       </w:r>
     </w:p>
     <w:p>
@@ -1702,6 +1702,68 @@
     </w:p>
     <w:p>
       <w:pPr>
+        <w:pStyle w:val="Heading2"/>
+      </w:pPr>
+      <w:r>
+        <w:t>Phase34 ― 「壊して積み直す」探索を実装したが、正しく動いたのに効かなかった話</w:t>
+      </w:r>
+    </w:p>
+    <w:p>
+      <w:r>
+        <w:rPr>
+          <w:b/>
+          <w:sz w:val="21"/>
+        </w:rPr>
+        <w:t>ここまでの調査で「置ける体積を増やす最大の余地は、**荷物がそもそも入る隙間が無い**シーン(21シーン中10シーン)にある」と分かっていました。そこでALNSという方式を実装しました。一度作った積み順を**部分的に壊して作り直す**探索です。</w:t>
+      </w:r>
+    </w:p>
+    <w:p>
+      <w:r>
+        <w:rPr>
+          <w:b w:val="0"/>
+          <w:sz w:val="21"/>
+        </w:rPr>
+        <w:t>要になるのは「何を壊すか」です。新しく作った部品は、**置けなかった荷物Xの居場所を今どの荷物が占領しているかを名指しする**もので、これが「隙間が無い」シーンに直接届きます。既存の部品は「Xの搬入経路を塞いでいる荷物」までしか名指しできず、それは別の種類の失敗でした。</w:t>
+      </w:r>
+    </w:p>
+    <w:p>
+      <w:r>
+        <w:rPr>
+          <w:b w:val="0"/>
+          <w:sz w:val="21"/>
+        </w:rPr>
+        <w:t>また、壊して作り直すたびに積み順を最初から全部計算し直すと時間が足りません。そこで**途中の状態を保存しておき、壊した位置から後ろだけを計算し直す**仕組みを使いました。ここは「保存して再開した結果」と「最初から全部やり直した結果」が1ビットも違わないことを11パターンで確認しています(ここがずれていると、再開したときだけ良く見える偽物の改善を採用してしまいます)。</w:t>
+      </w:r>
+    </w:p>
+    <w:p>
+      <w:r>
+        <w:rPr>
+          <w:b/>
+          <w:sz w:val="21"/>
+        </w:rPr>
+        <w:t>**効果量を測る前に「何シーンで結果が変わるか」だけを先に数えました。**26シーン中k件しか動かない変更は、改善幅がどれだけ大きくてもt値が頭打ちになり、k が3以下だと採用基準を原理的に通過できません(過去にこれで2回失敗しています)。今回は7シーンで結果が変わったため、通過の可能性ありと判断して本測定に進みました。</w:t>
+      </w:r>
+    </w:p>
+    <w:p>
+      <w:r>
+        <w:rPr>
+          <w:b/>
+          <w:sz w:val="21"/>
+        </w:rPr>
+        <w:t>結果: **26シーン平均 +0.13点(t=0.37)で不採用**でした。ただし「なぜ効かなかったか」がはっきりしています。この探索は「簡易版の物差しで良くなる手だけを採用する」仕組みなので、**動いた7シーンすべてで簡易版の点数は良くなっています**。ところが本物の採点で良くなったのは**7シーンのうち4シーンだけ**で、3シーンではむしろ悪化しました。しかも**簡易版が最も喜んだ手ほど本物では裏切る**という逆向きの関係(順位相関 −0.32)が出ました。</w:t>
+      </w:r>
+    </w:p>
+    <w:p>
+      <w:r>
+        <w:rPr>
+          <w:b w:val="0"/>
+          <w:sz w:val="21"/>
+        </w:rPr>
+        <w:t>つまり詰まっているのは**探索のやり方ではなく、探索が良し悪しを判断するのに使っている簡易版の物差しの精度**です。壊す部品は狙ったシーンに届いていましたし、再開の仕組みも厳密に正しいと確認済みだったので、原因をここに一意に絞り込めました。Phase32で「どの完成品を選ぶか」の段階で見つけた同じ癖が、「どう作り変えるか」の段階でも出ていた形です。積み順の探索そのものを強くする路線は、4回の試行(Phase24/28/29/34)がすべて不採用となり、ここで閉じました。</w:t>
+      </w:r>
+    </w:p>
+    <w:p>
+      <w:pPr>
         <w:pStyle w:val="Heading1"/>
       </w:pPr>
       <w:r>
@@ -2006,7 +2068,7 @@
           <w:b w:val="0"/>
           <w:sz w:val="21"/>
         </w:rPr>
-        <w:t>実績: この規律は実際に誤った採用を複数回防いでいます。Phase18(少数シーンでは成功に見えた変更を26シーンで却下)、Phase22(採用直前に自分の解釈を否定)、Phase24(改善が26シーン中1シーンだけだったため却下)、Phase26(中間の4シーンでは+3.99点だったが26シーンでは−2.96点で却下)、Phase27(実装前に公式仕様を読み直し、計測ゼロで方向ごと却下)、Phase28(1シーンしか動かず、t値が原理的に基準を通過できないと判明し却下)、Phase29(26シーン測定の前に「何シーンに届くか」を数えて2シーンと分かり打ち切り)、Phase30(アルゴリズムを一切変えず計測だけに徹し、次の一手をALNSと決めた)、Phase32(多数決方式の補正案がt=−0.10で不採用と分かり、原因まで特定した上で候補選びの改良を打ち切った)、Phase33(ローカルで白黒つかなかった案を本番採点で直接検証し、+0.003点というブレの範囲内の結果を受けて路線を完全に閉じた)。一方Phase23は、この規律をすり抜けて誤って採用してしまった例です(26シーン平均は改善に見えたが実際の提出は悪化)。Phase25aでその失敗を統計的に検証し、「平均だけでなくばらつきも見る」という基準を追加しました。**基準そのものにも間違いはあり得る、というのが正直なところです。**</w:t>
+        <w:t>実績: この規律は実際に誤った採用を複数回防いでいます。Phase18(少数シーンでは成功に見えた変更を26シーンで却下)、Phase22(採用直前に自分の解釈を否定)、Phase24(改善が26シーン中1シーンだけだったため却下)、Phase26(中間の4シーンでは+3.99点だったが26シーンでは−2.96点で却下)、Phase27(実装前に公式仕様を読み直し、計測ゼロで方向ごと却下)、Phase28(1シーンしか動かず、t値が原理的に基準を通過できないと判明し却下)、Phase29(26シーン測定の前に「何シーンに届くか」を数えて2シーンと分かり打ち切り)、Phase30(アルゴリズムを一切変えず計測だけに徹し、次の一手をALNSと決めた)、Phase32(多数決方式の補正案がt=−0.10で不採用と分かり、原因まで特定した上で候補選びの改良を打ち切った)、Phase33(ローカルで白黒つかなかった案を本番採点で直接検証し、+0.003点というブレの範囲内の結果を受けて路線を完全に閉じた)、Phase34(本測定の前に「何シーンで結果が変わるか」を数えるゲートを置き、効かなかった原因を簡易版の物差しの精度だと特定した)。一方Phase23は、この規律をすり抜けて誤って採用してしまった例です(26シーン平均は改善に見えたが実際の提出は悪化)。Phase25aでその失敗を統計的に検証し、「平均だけでなくばらつきも見る」という基準を追加しました。**基準そのものにも間違いはあり得る、というのが正直なところです。**</w:t>
       </w:r>
     </w:p>
     <w:p>

--- a/docs/技術対策.docx
+++ b/docs/技術対策.docx
@@ -32,7 +32,7 @@
         <w:rPr>
           <w:sz w:val="18"/>
         </w:rPr>
-        <w:t>最終更新: Phase34 時点</w:t>
+        <w:t>最終更新: Phase35 時点</w:t>
       </w:r>
     </w:p>
     <w:p>
@@ -1764,6 +1764,77 @@
     </w:p>
     <w:p>
       <w:pPr>
+        <w:pStyle w:val="Heading2"/>
+      </w:pPr>
+      <w:r>
+        <w:t>Phase35 ― 「簡易版の物差しを良くする」のをやめ、「本物で測って選ぶ」ことで初めて基準を突破した話</w:t>
+      </w:r>
+    </w:p>
+    <w:p>
+      <w:r>
+        <w:rPr>
+          <w:b/>
+          <w:sz w:val="21"/>
+        </w:rPr>
+        <w:t>Phase34で「簡易版の物差しが喜ぶ手ほど本物では裏切る」と分かった時点で、**その物差しを頼りに探索を強くする路線はすべて失敗する**ことが確定しました。実際、探索の作り方を変える試みは4回連続で不採用でした。しかも探索の仕組み自体はもう全部作り終わっている。足りないのは「良し悪しの判定」だけでした。</w:t>
+      </w:r>
+    </w:p>
+    <w:p>
+      <w:r>
+        <w:rPr>
+          <w:b w:val="0"/>
+          <w:sz w:val="21"/>
+        </w:rPr>
+        <w:t>そこで発想を変えました。物差しを良くするのではなく、**最後の一手だけ本物で測る**。具体的には、作った積み順の候補を本物とまったく同じ物理シミュレータ・同じ判定ルール・同じ採点器で実際に走らせてみて、本当に点数が高かったものを選びます。</w:t>
+      </w:r>
+    </w:p>
+    <w:p>
+      <w:r>
+        <w:rPr>
+          <w:b w:val="0"/>
+          <w:sz w:val="21"/>
+        </w:rPr>
+        <w:t>これが可能かどうかを先に確かめました。エージェントが受け取れる情報は限られていますが、そこからコンテナの形を復元できるかを検査したところ、**21シーンすべてで完全一致(差 0.000)**。さらに過去に本物で採点済みの130通りの積み順を流し直したところ、**既積み荷物が無い16シーンでは99通りすべてが完全一致**しました。</w:t>
+      </w:r>
+    </w:p>
+    <w:p>
+      <w:r>
+        <w:rPr>
+          <w:b/>
+          <w:sz w:val="21"/>
+        </w:rPr>
+        <w:t>一方、**既積み荷物があるシーンだけは一致しませんでした**。原因も突き止めています。受け取れるのは既積み荷物の「位置」だけで、「どこがどう接触しているか」までは分かりません。そのため荷物を1個置くたびの揺れ(定着)で**1回あたり約1mmずつ本物とずれ**、判定の境目(15mm)に対して無視できない大きさまで積み上がります。そこで**既積みがあるシーンではこの仕組みを使わない**ことにしました。「使える場所と使えない場所を実測で切り分け、使えない場所では使わない」という判断です。</w:t>
+      </w:r>
+    </w:p>
+    <w:p>
+      <w:r>
+        <w:rPr>
+          <w:b/>
+          <w:sz w:val="21"/>
+        </w:rPr>
+        <w:t>結果: **26シーン平均で +1.85点、t=3.08 で採用基準(t&gt;2)を突破**しました。採否基準を厳しくして以降、これを満たしたのは初めてです。しかも**悪化したシーンが1つもありません**(改善9 / 変化なし17)。実際、簡易版の物差しの1位が本物でも1位だったのは16シーン中6シーンだけで、残り10シーンでは選び直しが起きていました。</w:t>
+      </w:r>
+    </w:p>
+    <w:p>
+      <w:r>
+        <w:rPr>
+          <w:b w:val="0"/>
+          <w:sz w:val="21"/>
+        </w:rPr>
+        <w:t>途中で自分の設計ミスも見つけています。最初の版は +1.30点(t=1.70)で3シーンが悪化しました。効果を「選び直しで得した分」と「本物で測る時間を捻出するために探索を削って損した分」に分解すると、**選び直しは一貫して大きく得しており(6シーン計 +33.8)、悪化はすべて探索を削った側(同 −19.7)から来ていた**と分かりました。原因は、時間の取り置きを「探索量の予算」からも引いていたことです。多くのシーンは時間ではなく探索量を使い切って先に終わるので、**取り置きを実際には使わないシーンでも探索の質だけが落ちていた**。取り置きを時間からだけ引くように直すと、悪化シーンは0件になりました。</w:t>
+      </w:r>
+    </w:p>
+    <w:p>
+      <w:r>
+        <w:rPr>
+          <w:b w:val="0"/>
+          <w:sz w:val="21"/>
+        </w:rPr>
+        <w:t>なお、厳しい採点基準では有意でしたが、緩い基準では有意になりません。本番がどちらの基準かは今も未確定です。</w:t>
+      </w:r>
+    </w:p>
+    <w:p>
+      <w:pPr>
         <w:pStyle w:val="Heading1"/>
       </w:pPr>
       <w:r>
@@ -2068,7 +2139,7 @@
           <w:b w:val="0"/>
           <w:sz w:val="21"/>
         </w:rPr>
-        <w:t>実績: この規律は実際に誤った採用を複数回防いでいます。Phase18(少数シーンでは成功に見えた変更を26シーンで却下)、Phase22(採用直前に自分の解釈を否定)、Phase24(改善が26シーン中1シーンだけだったため却下)、Phase26(中間の4シーンでは+3.99点だったが26シーンでは−2.96点で却下)、Phase27(実装前に公式仕様を読み直し、計測ゼロで方向ごと却下)、Phase28(1シーンしか動かず、t値が原理的に基準を通過できないと判明し却下)、Phase29(26シーン測定の前に「何シーンに届くか」を数えて2シーンと分かり打ち切り)、Phase30(アルゴリズムを一切変えず計測だけに徹し、次の一手をALNSと決めた)、Phase32(多数決方式の補正案がt=−0.10で不採用と分かり、原因まで特定した上で候補選びの改良を打ち切った)、Phase33(ローカルで白黒つかなかった案を本番採点で直接検証し、+0.003点というブレの範囲内の結果を受けて路線を完全に閉じた)、Phase34(本測定の前に「何シーンで結果が変わるか」を数えるゲートを置き、効かなかった原因を簡易版の物差しの精度だと特定した)。一方Phase23は、この規律をすり抜けて誤って採用してしまった例です(26シーン平均は改善に見えたが実際の提出は悪化)。Phase25aでその失敗を統計的に検証し、「平均だけでなくばらつきも見る」という基準を追加しました。**基準そのものにも間違いはあり得る、というのが正直なところです。**</w:t>
+        <w:t>実績: この規律は実際に誤った採用を複数回防いでいます。Phase18(少数シーンでは成功に見えた変更を26シーンで却下)、Phase22(採用直前に自分の解釈を否定)、Phase24(改善が26シーン中1シーンだけだったため却下)、Phase26(中間の4シーンでは+3.99点だったが26シーンでは−2.96点で却下)、Phase27(実装前に公式仕様を読み直し、計測ゼロで方向ごと却下)、Phase28(1シーンしか動かず、t値が原理的に基準を通過できないと判明し却下)、Phase29(26シーン測定の前に「何シーンに届くか」を数えて2シーンと分かり打ち切り)、Phase30(アルゴリズムを一切変えず計測だけに徹し、次の一手をALNSと決めた)、Phase32(多数決方式の補正案がt=−0.10で不採用と分かり、原因まで特定した上で候補選びの改良を打ち切った)、Phase33(ローカルで白黒つかなかった案を本番採点で直接検証し、+0.003点というブレの範囲内の結果を受けて路線を完全に閉じた)、Phase34(本測定の前に「何シーンで結果が変わるか」を数えるゲートを置き、効かなかった原因を簡易版の物差しの精度だと特定した)、Phase35(その原因診断に従って「本物で測って選ぶ」に切り替え、採用基準 t&gt;2 を初めて突破した)。一方Phase23は、この規律をすり抜けて誤って採用してしまった例です(26シーン平均は改善に見えたが実際の提出は悪化)。Phase25aでその失敗を統計的に検証し、「平均だけでなくばらつきも見る」という基準を追加しました。**基準そのものにも間違いはあり得る、というのが正直なところです。**</w:t>
       </w:r>
     </w:p>
     <w:p>

--- a/docs/技術対策.docx
+++ b/docs/技術対策.docx
@@ -32,7 +32,7 @@
         <w:rPr>
           <w:sz w:val="18"/>
         </w:rPr>
-        <w:t>最終更新: Phase35 時点</w:t>
+        <w:t>最終更新: Phase36 時点</w:t>
       </w:r>
     </w:p>
     <w:p>
@@ -1835,6 +1835,68 @@
     </w:p>
     <w:p>
       <w:pPr>
+        <w:pStyle w:val="Heading2"/>
+      </w:pPr>
+      <w:r>
+        <w:t>Phase36 ― 性能が出た直後に、性能以外の軸で点検した話</w:t>
+      </w:r>
+    </w:p>
+    <w:p>
+      <w:r>
+        <w:rPr>
+          <w:b/>
+          <w:sz w:val="21"/>
+        </w:rPr>
+        <w:t>Phase35でエージェントの中に物理シミュレータを持ち込んだ時点で、**事故の形が変わりました**。それまでの失敗は「点が伸びない」形でしたが、以降は「エラーが出てそのシーンが丸ごと0点になる」形で出ます。そこで新しい工夫は一切足さず、この利得を安全に固めることだけを行いました。</w:t>
+      </w:r>
+    </w:p>
+    <w:p>
+      <w:r>
+        <w:rPr>
+          <w:b w:val="0"/>
+          <w:sz w:val="21"/>
+        </w:rPr>
+        <w:t>最初にやったのは**守りの1枠の確保**です。最終提出は2つ選べるので、現在の53.64点の構成をタグとzipで固定しました。これで以降の実験は「失敗しても順位を落とさない、純粋な上振れ狙い」になります。</w:t>
+      </w:r>
+    </w:p>
+    <w:p>
+      <w:r>
+        <w:rPr>
+          <w:b/>
+          <w:sz w:val="21"/>
+        </w:rPr>
+        <w:t>**見つけた一番危ないバグ**: 新しく足した部品の読み込みを素朴に書いていたため、提出先の環境構成が想定と違うと**プログラム全体が起動せず、全シーンが0点になる**状態でした。読み込みに失敗しても「その部品を使わないだけ」で済むように直しました。</w:t>
+      </w:r>
+    </w:p>
+    <w:p>
+      <w:r>
+        <w:rPr>
+          <w:b/>
+          <w:sz w:val="21"/>
+        </w:rPr>
+        <w:t>また、失敗が「いつ」判明したかで求める水準を分けました。早い段階(部品の読み込み失敗)なら、取り置いた時間を返して**以前とまったく同じ結果になること**を要求できます(6/6で確認)。一方、遅い段階(実行中のエラー)では完全一致は原理的に無理なので、代わりに「以前に観測した大きな劣化を再現しないこと」を要求しました(3シーンとも劣化0.00で確認)。**何でもかんでも完全一致を求めると、実装が歪みます。**</w:t>
+      </w:r>
+    </w:p>
+    <w:p>
+      <w:r>
+        <w:rPr>
+          <w:b w:val="0"/>
+          <w:sz w:val="21"/>
+        </w:rPr>
+        <w:t>さらに、一度失敗したらそのシーンでは以降その部品を使わない仕組み(リトライは時間を食うだけで、残り時間が15秒しかない状況ではタイムアウトの引き金になる)、後始末の確実な実行、メモリ増加が1MBに収まることも確認しました。</w:t>
+      </w:r>
+    </w:p>
+    <w:p>
+      <w:r>
+        <w:rPr>
+          <w:b w:val="0"/>
+          <w:sz w:val="21"/>
+        </w:rPr>
+        <w:t>最後に、提出時の設定で26シーンを測り直しました。結果は **+1.67点(t=2.66)、悪化シーン0件**で採用基準を維持。ただし t は 3.08 から下がっており、その原因も特定しています——効かなくなった4シーンは**すべて時間切れになったシーン**でした。探索の予算を増やすと探索が時間いっぱいまで走るので、本物で確かめるために取り置いた時間が食われ、確かめられる候補が減るためです。</w:t>
+      </w:r>
+    </w:p>
+    <w:p>
+      <w:pPr>
         <w:pStyle w:val="Heading1"/>
       </w:pPr>
       <w:r>

--- a/docs/技術対策.docx
+++ b/docs/技術対策.docx
@@ -32,7 +32,7 @@
         <w:rPr>
           <w:sz w:val="18"/>
         </w:rPr>
-        <w:t>最終更新: Phase36 時点</w:t>
+        <w:t>最終更新: Phase37 時点</w:t>
       </w:r>
     </w:p>
     <w:p>
@@ -1897,6 +1897,50 @@
     </w:p>
     <w:p>
       <w:pPr>
+        <w:pStyle w:val="Heading2"/>
+      </w:pPr>
+      <w:r>
+        <w:t>Phase37 ― 点数に出ない実測値を使って、本番のブラックボックスの中を覗いた話</w:t>
+      </w:r>
+    </w:p>
+    <w:p>
+      <w:r>
+        <w:rPr>
+          <w:b/>
+          <w:sz w:val="21"/>
+        </w:rPr>
+        <w:t>Phase36の提出は点数としては問題ありませんでしたが、1つ気になる兆候がありました。処理時間の実測値が「本物のシミュレータで確かめる仕組み(Phase35で導入)を**まったく使っていない**」ときの帯にぴったり張り付いていたのです。この仕組みが本番で動いているのかどうかを、**点数だけを見ていても判別できない**——動いていなくても安全装置が点数を守ってくれるからです。</w:t>
+      </w:r>
+    </w:p>
+    <w:p>
+      <w:r>
+        <w:rPr>
+          <w:b/>
+          <w:sz w:val="21"/>
+        </w:rPr>
+        <w:t>そこで、採点には一切使われない「処理時間」という数値を**診断用の伝言板として使う**工夫をしました。プログラムがどの段階まで進んだか(部品の読み込み・初期化・本物での評価・エラー・時間切れ、の6段階)を、処理時間に0.5秒刻みで上乗せして符号化したのです。点数計算は処理時間を見ないので、**採点結果には一切影響しません**。</w:t>
+      </w:r>
+    </w:p>
+    <w:p>
+      <w:r>
+        <w:rPr>
+          <w:b w:val="0"/>
+          <w:sz w:val="21"/>
+        </w:rPr>
+        <w:t>結果、再提出の処理時間はぴったり「本物での評価中にエラーが発生した」という段階を示す値になりました。これにより、「初期化に失敗しているのでは」「読み込みに失敗しているのでは」という3つの仮説がすべて否定され、**本物のシミュレータ自体は本番でも正しく起動できている**ことが直接確認できました。点数が過去の提出と完全に一致していたことから、Phase36で作った安全装置(エラー時は静かに以前の方式へ戻す)も本番で正しく機能していたと分かります。</w:t>
+      </w:r>
+    </w:p>
+    <w:p>
+      <w:r>
+        <w:rPr>
+          <w:b w:val="0"/>
+          <w:sz w:val="21"/>
+        </w:rPr>
+        <w:t>あわせて、採点の本当の重み(充填率は60%ではなく約28.6%だった)をソースコードから確認し、複製評価の当落判定を「充填率だけ」から「5指標の合成点」に切り替える案も用意し、26シーンの検証で採用基準を通過しました。ただしこの案は「本物での評価が動いている」ことが前提のため、**原因不明のエラーが解消するまで提出を見送っています。**効果が確認できた変更でも、前提条件が本番で成立しているかを別途確かめてから出す、という判断です。</w:t>
+      </w:r>
+    </w:p>
+    <w:p>
+      <w:pPr>
         <w:pStyle w:val="Heading1"/>
       </w:pPr>
       <w:r>
@@ -2201,7 +2245,7 @@
           <w:b w:val="0"/>
           <w:sz w:val="21"/>
         </w:rPr>
-        <w:t>実績: この規律は実際に誤った採用を複数回防いでいます。Phase18(少数シーンでは成功に見えた変更を26シーンで却下)、Phase22(採用直前に自分の解釈を否定)、Phase24(改善が26シーン中1シーンだけだったため却下)、Phase26(中間の4シーンでは+3.99点だったが26シーンでは−2.96点で却下)、Phase27(実装前に公式仕様を読み直し、計測ゼロで方向ごと却下)、Phase28(1シーンしか動かず、t値が原理的に基準を通過できないと判明し却下)、Phase29(26シーン測定の前に「何シーンに届くか」を数えて2シーンと分かり打ち切り)、Phase30(アルゴリズムを一切変えず計測だけに徹し、次の一手をALNSと決めた)、Phase32(多数決方式の補正案がt=−0.10で不採用と分かり、原因まで特定した上で候補選びの改良を打ち切った)、Phase33(ローカルで白黒つかなかった案を本番採点で直接検証し、+0.003点というブレの範囲内の結果を受けて路線を完全に閉じた)、Phase34(本測定の前に「何シーンで結果が変わるか」を数えるゲートを置き、効かなかった原因を簡易版の物差しの精度だと特定した)、Phase35(その原因診断に従って「本物で測って選ぶ」に切り替え、採用基準 t&gt;2 を初めて突破した)。一方Phase23は、この規律をすり抜けて誤って採用してしまった例です(26シーン平均は改善に見えたが実際の提出は悪化)。Phase25aでその失敗を統計的に検証し、「平均だけでなくばらつきも見る」という基準を追加しました。**基準そのものにも間違いはあり得る、というのが正直なところです。**</w:t>
+        <w:t>実績: この規律は実際に誤った採用を複数回防いでいます。Phase18(少数シーンでは成功に見えた変更を26シーンで却下)、Phase22(採用直前に自分の解釈を否定)、Phase24(改善が26シーン中1シーンだけだったため却下)、Phase26(中間の4シーンでは+3.99点だったが26シーンでは−2.96点で却下)、Phase27(実装前に公式仕様を読み直し、計測ゼロで方向ごと却下)、Phase28(1シーンしか動かず、t値が原理的に基準を通過できないと判明し却下)、Phase29(26シーン測定の前に「何シーンに届くか」を数えて2シーンと分かり打ち切り)、Phase30(アルゴリズムを一切変えず計測だけに徹し、次の一手をALNSと決めた)、Phase32(多数決方式の補正案がt=−0.10で不採用と分かり、原因まで特定した上で候補選びの改良を打ち切った)、Phase33(ローカルで白黒つかなかった案を本番採点で直接検証し、+0.003点というブレの範囲内の結果を受けて路線を完全に閉じた)、Phase34(本測定の前に「何シーンで結果が変わるか」を数えるゲートを置き、効かなかった原因を簡易版の物差しの精度だと特定した)、Phase35(その原因診断に従って「本物で測って選ぶ」に切り替え、採用基準 t&gt;2 を初めて突破した)、Phase37(効果が出た変更でも、その前提が本番で成立しているかを点数に出ない実測値で確認するまで提出を見送った)。一方Phase23は、この規律をすり抜けて誤って採用してしまった例です(26シーン平均は改善に見えたが実際の提出は悪化)。Phase25aでその失敗を統計的に検証し、「平均だけでなくばらつきも見る」という基準を追加しました。**基準そのものにも間違いはあり得る、というのが正直なところです。**</w:t>
       </w:r>
     </w:p>
     <w:p>

--- a/docs/技術対策.docx
+++ b/docs/技術対策.docx
@@ -32,7 +32,7 @@
         <w:rPr>
           <w:sz w:val="18"/>
         </w:rPr>
-        <w:t>最終更新: Phase37 時点</w:t>
+        <w:t>最終更新: Phase38 時点</w:t>
       </w:r>
     </w:p>
     <w:p>
@@ -1941,6 +1941,59 @@
     </w:p>
     <w:p>
       <w:pPr>
+        <w:pStyle w:val="Heading2"/>
+      </w:pPr>
+      <w:r>
+        <w:t>Phase38 ― もっともらしい仮説を1回の実測で捨て、エラーの中身そのものを聞き出す仕組みに切り替えた話</w:t>
+      </w:r>
+    </w:p>
+    <w:p>
+      <w:r>
+        <w:rPr>
+          <w:b/>
+          <w:sz w:val="21"/>
+        </w:rPr>
+        <w:t>Phase37で「本物での評価中にエラーが起きている」ところまでは絞れましたが、そのエラーが何なのかはまだ分かっていませんでした。一番もっともらしい仮説は「候補を評価するたびに使うメモリが少しずつ増えて、割り当てられた上限を超えて落ちている」というものでした。</w:t>
+      </w:r>
+    </w:p>
+    <w:p>
+      <w:r>
+        <w:rPr>
+          <w:b/>
+          <w:sz w:val="21"/>
+        </w:rPr>
+        <w:t>そこでまず、この仮説だけを狙って実測しました。プログラムに使える上限メモリを本番と同じ値に絞った状態で、手元で用意できる一番大きいシーンを繰り返し走らせ、実際に使っているメモリ量を配置のたびに記録したのです。結果は、上限に対して余裕が大きく、上限を絞ってもエラーは**一度も再現しませんでした。**もっともらしく見えた仮説でしたが、実際に測ってみると裏付けが取れなかった——ということは、当たっていそうな仮説でも、測れる形にして早めに1回試すのが一番安上がりだと分かります。</w:t>
+      </w:r>
+    </w:p>
+    <w:p>
+      <w:r>
+        <w:rPr>
+          <w:b w:val="0"/>
+          <w:sz w:val="21"/>
+        </w:rPr>
+        <w:t>メモリの仮説が外れたので、次は「仮説を立てて当てずっぽうで直す」のをやめ、**プログラム自身にエラーの中身を報告させる**方式に切り替えました。Phase37と同じ「採点に使われない処理時間の数値」という伝言板を使い、今度はどんな種類のエラーだったか(メモリ不足・物理演算の内部エラー・存在しないデータへのアクセスなど十数種類)と、エラーが起きるまでに何回は正常に評価できていたか、の2つを数値として上乗せしました。仕込んだ十数パターンすべてで、狙いどおりの数値が出ることを事前に確認しています。</w:t>
+      </w:r>
+    </w:p>
+    <w:p>
+      <w:r>
+        <w:rPr>
+          <w:b w:val="0"/>
+          <w:sz w:val="21"/>
+        </w:rPr>
+        <w:t>あわせて、これまで「1回失敗したらそのシーンではもう本物評価を諦める」仕組みだったのを、「失敗した候補だけ飛ばして次を試し、2回続けて失敗したときだけ諦める」形に緩めました。原因が分からなくても、失敗が特定の候補だけに偏っているならこれだけで取りこぼしを減らせます。通常どおり動く場合(失敗が起きない場合)は**以前とまったく同じ結果になること**も8つのシーンで確認済みです。</w:t>
+      </w:r>
+    </w:p>
+    <w:p>
+      <w:r>
+        <w:rPr>
+          <w:b w:val="0"/>
+          <w:sz w:val="21"/>
+        </w:rPr>
+        <w:t>今回の変更もPhase36・37と同じく、点数計算や実際の積み付け結果には一切影響しない形(既定では無効、提出時だけ有効化)で作っており、判定は次の提出結果が返ってきてから行います。</w:t>
+      </w:r>
+    </w:p>
+    <w:p>
+      <w:pPr>
         <w:pStyle w:val="Heading1"/>
       </w:pPr>
       <w:r>
@@ -2245,7 +2298,7 @@
           <w:b w:val="0"/>
           <w:sz w:val="21"/>
         </w:rPr>
-        <w:t>実績: この規律は実際に誤った採用を複数回防いでいます。Phase18(少数シーンでは成功に見えた変更を26シーンで却下)、Phase22(採用直前に自分の解釈を否定)、Phase24(改善が26シーン中1シーンだけだったため却下)、Phase26(中間の4シーンでは+3.99点だったが26シーンでは−2.96点で却下)、Phase27(実装前に公式仕様を読み直し、計測ゼロで方向ごと却下)、Phase28(1シーンしか動かず、t値が原理的に基準を通過できないと判明し却下)、Phase29(26シーン測定の前に「何シーンに届くか」を数えて2シーンと分かり打ち切り)、Phase30(アルゴリズムを一切変えず計測だけに徹し、次の一手をALNSと決めた)、Phase32(多数決方式の補正案がt=−0.10で不採用と分かり、原因まで特定した上で候補選びの改良を打ち切った)、Phase33(ローカルで白黒つかなかった案を本番採点で直接検証し、+0.003点というブレの範囲内の結果を受けて路線を完全に閉じた)、Phase34(本測定の前に「何シーンで結果が変わるか」を数えるゲートを置き、効かなかった原因を簡易版の物差しの精度だと特定した)、Phase35(その原因診断に従って「本物で測って選ぶ」に切り替え、採用基準 t&gt;2 を初めて突破した)、Phase37(効果が出た変更でも、その前提が本番で成立しているかを点数に出ない実測値で確認するまで提出を見送った)。一方Phase23は、この規律をすり抜けて誤って採用してしまった例です(26シーン平均は改善に見えたが実際の提出は悪化)。Phase25aでその失敗を統計的に検証し、「平均だけでなくばらつきも見る」という基準を追加しました。**基準そのものにも間違いはあり得る、というのが正直なところです。**</w:t>
+        <w:t>実績: この規律は実際に誤った採用を複数回防いでいます。Phase18(少数シーンでは成功に見えた変更を26シーンで却下)、Phase22(採用直前に自分の解釈を否定)、Phase24(改善が26シーン中1シーンだけだったため却下)、Phase26(中間の4シーンでは+3.99点だったが26シーンでは−2.96点で却下)、Phase27(実装前に公式仕様を読み直し、計測ゼロで方向ごと却下)、Phase28(1シーンしか動かず、t値が原理的に基準を通過できないと判明し却下)、Phase29(26シーン測定の前に「何シーンに届くか」を数えて2シーンと分かり打ち切り)、Phase30(アルゴリズムを一切変えず計測だけに徹し、次の一手をALNSと決めた)、Phase32(多数決方式の補正案がt=−0.10で不採用と分かり、原因まで特定した上で候補選びの改良を打ち切った)、Phase33(ローカルで白黒つかなかった案を本番採点で直接検証し、+0.003点というブレの範囲内の結果を受けて路線を完全に閉じた)、Phase34(本測定の前に「何シーンで結果が変わるか」を数えるゲートを置き、効かなかった原因を簡易版の物差しの精度だと特定した)、Phase35(その原因診断に従って「本物で測って選ぶ」に切り替え、採用基準 t&gt;2 を初めて突破した)、Phase37(効果が出た変更でも、その前提が本番で成立しているかを点数に出ない実測値で確認するまで提出を見送った)、Phase38(もっともらしいメモリ仮説を、当てずっぽうで直す前に1回の実測だけで棄却し、無駄な修正を避けた)。一方Phase23は、この規律をすり抜けて誤って採用してしまった例です(26シーン平均は改善に見えたが実際の提出は悪化)。Phase25aでその失敗を統計的に検証し、「平均だけでなくばらつきも見る」という基準を追加しました。**基準そのものにも間違いはあり得る、というのが正直なところです。**</w:t>
       </w:r>
     </w:p>
     <w:p>
